--- a/1-格式化后.docx
+++ b/1-格式化后.docx
@@ -164,7 +164,482 @@
           <w:rFonts w:hint="default" w:ascii="Times New Roman" w:hAnsi="Times New Roman" w:cs="Times New Roman"/>
           <w:lang w:val="en-US" w:eastAsia="zh-CN"/>
         </w:rPr>
-        <w:t>(</w:t>
+        <w:t>（1）楷体_GB2312.ttf</w:t>
+      </w:r>
+    </w:p>
+    <w:p>
+      <w:pPr>
+        <w:pStyle w:val="5"/>
+        <w:rPr>
+          <w:rFonts w:hint="default" w:ascii="Times New Roman" w:hAnsi="Times New Roman" w:cs="Times New Roman"/>
+        </w:rPr>
+      </w:pPr>
+      <w:r>
+        <w:rPr>
+          <w:rFonts w:hint="default" w:ascii="Times New Roman" w:hAnsi="Times New Roman" w:cs="Times New Roman"/>
+          <w:lang w:val="en-US" w:eastAsia="zh-CN"/>
+        </w:rPr>
+        <w:t>（2）仿宋_GB2312.ttf</w:t>
+      </w:r>
+    </w:p>
+    <w:p>
+      <w:pPr>
+        <w:pStyle w:val="4"/>
+        <w:rPr>
+          <w:rFonts w:hint="default" w:ascii="Times New Roman" w:hAnsi="Times New Roman" w:cs="Times New Roman"/>
+        </w:rPr>
+      </w:pPr>
+      <w:r>
+        <w:rPr>
+          <w:rFonts w:hint="default" w:ascii="Times New Roman" w:hAnsi="Times New Roman" w:cs="Times New Roman"/>
+        </w:rPr>
+        <w:t>3.导入效果：</w:t>
+      </w:r>
+    </w:p>
+    <w:p>
+      <w:pPr>
+        <w:rPr>
+          <w:rFonts w:hint="default" w:ascii="Times New Roman" w:hAnsi="Times New Roman" w:cs="Times New Roman"/>
+        </w:rPr>
+      </w:pPr>
+      <w:r>
+        <w:rPr>
+          <w:rFonts w:hint="default" w:ascii="Times New Roman" w:hAnsi="Times New Roman" w:cs="Times New Roman"/>
+        </w:rPr>
+        <w:t xml:space="preserve">WPS中可查看本机已安装楷体_GB2312、仿宋_GB2312字体 </w:t>
+      </w:r>
+    </w:p>
+    <w:p>
+      <w:pPr>
+        <w:pStyle w:val="3"/>
+        <w:rPr>
+          <w:rFonts w:hint="default" w:ascii="Times New Roman" w:hAnsi="Times New Roman" w:cs="Times New Roman"/>
+        </w:rPr>
+      </w:pPr>
+      <w:r>
+        <w:rPr>
+          <w:rFonts w:hint="default" w:ascii="Times New Roman" w:hAnsi="Times New Roman" w:cs="Times New Roman"/>
+        </w:rPr>
+        <w:t>（二）添加脚本</w:t>
+      </w:r>
+    </w:p>
+    <w:p>
+      <w:pPr>
+        <w:pStyle w:val="4"/>
+        <w:rPr>
+          <w:rFonts w:hint="default" w:ascii="Times New Roman" w:hAnsi="Times New Roman" w:cs="Times New Roman"/>
+        </w:rPr>
+      </w:pPr>
+      <w:r>
+        <w:rPr>
+          <w:rFonts w:hint="default" w:ascii="Times New Roman" w:hAnsi="Times New Roman" w:cs="Times New Roman"/>
+        </w:rPr>
+        <w:t>1.创建模块</w:t>
+      </w:r>
+    </w:p>
+    <w:p>
+      <w:pPr>
+        <w:rPr>
+          <w:rFonts w:hint="default" w:ascii="Times New Roman" w:hAnsi="Times New Roman" w:cs="Times New Roman"/>
+        </w:rPr>
+      </w:pPr>
+      <w:r>
+        <w:rPr>
+          <w:rFonts w:hint="default" w:ascii="Times New Roman" w:hAnsi="Times New Roman" w:cs="Times New Roman"/>
+        </w:rPr>
+        <w:t>打开WPS → 工具 → 开发工具 → 切换至VB环境 → 查看代码 → 右击Normal → 插入 → 模块</w:t>
+      </w:r>
+    </w:p>
+    <w:p>
+      <w:pPr>
+        <w:pStyle w:val="4"/>
+        <w:rPr>
+          <w:rFonts w:hint="default" w:ascii="Times New Roman" w:hAnsi="Times New Roman" w:cs="Times New Roman"/>
+        </w:rPr>
+      </w:pPr>
+      <w:r>
+        <w:rPr>
+          <w:rFonts w:hint="default" w:ascii="Times New Roman" w:hAnsi="Times New Roman" w:cs="Times New Roman"/>
+        </w:rPr>
+        <w:t>2.复制脚本</w:t>
+      </w:r>
+    </w:p>
+    <w:p>
+      <w:pPr>
+        <w:rPr>
+          <w:rFonts w:hint="default" w:ascii="Times New Roman" w:hAnsi="Times New Roman" w:cs="Times New Roman"/>
+        </w:rPr>
+      </w:pPr>
+      <w:r>
+        <w:rPr>
+          <w:rFonts w:hint="default" w:ascii="Times New Roman" w:hAnsi="Times New Roman" w:cs="Times New Roman"/>
+        </w:rPr>
+        <w:t>复制脚本Format2GBT9704_2012.txt中的内容，粘贴至模块1，关闭窗口即可。</w:t>
+      </w:r>
+    </w:p>
+    <w:p>
+      <w:pPr>
+        <w:pStyle w:val="3"/>
+        <w:rPr>
+          <w:rFonts w:hint="default" w:ascii="Times New Roman" w:hAnsi="Times New Roman" w:cs="Times New Roman"/>
+        </w:rPr>
+      </w:pPr>
+      <w:r>
+        <w:rPr>
+          <w:rFonts w:hint="default" w:ascii="Times New Roman" w:hAnsi="Times New Roman" w:cs="Times New Roman"/>
+        </w:rPr>
+        <w:t>（三）使用脚本</w:t>
+      </w:r>
+    </w:p>
+    <w:p>
+      <w:pPr>
+        <w:pStyle w:val="4"/>
+        <w:rPr>
+          <w:rFonts w:hint="default" w:ascii="Times New Roman" w:hAnsi="Times New Roman" w:cs="Times New Roman"/>
+        </w:rPr>
+      </w:pPr>
+      <w:r>
+        <w:rPr>
+          <w:rFonts w:hint="default" w:ascii="Times New Roman" w:hAnsi="Times New Roman" w:cs="Times New Roman"/>
+        </w:rPr>
+        <w:t>1.运行宏脚本</w:t>
+      </w:r>
+    </w:p>
+    <w:p>
+      <w:pPr>
+        <w:rPr>
+          <w:rFonts w:hint="default" w:ascii="Times New Roman" w:hAnsi="Times New Roman" w:cs="Times New Roman"/>
+        </w:rPr>
+      </w:pPr>
+      <w:r>
+        <w:rPr>
+          <w:rFonts w:hint="default" w:ascii="Times New Roman" w:hAnsi="Times New Roman" w:cs="Times New Roman"/>
+        </w:rPr>
+        <w:t>打开WPS → 工具 → 运行宏 → 选择「Format2GBT9704_2012」→ 点击运行</w:t>
+      </w:r>
+    </w:p>
+    <w:p>
+      <w:pPr>
+        <w:pStyle w:val="4"/>
+        <w:rPr>
+          <w:rFonts w:hint="default" w:ascii="Times New Roman" w:hAnsi="Times New Roman" w:cs="Times New Roman"/>
+        </w:rPr>
+      </w:pPr>
+      <w:r>
+        <w:rPr>
+          <w:rFonts w:hint="default" w:ascii="Times New Roman" w:hAnsi="Times New Roman" w:cs="Times New Roman"/>
+        </w:rPr>
+        <w:t>2.成功提示</w:t>
+      </w:r>
+    </w:p>
+    <w:p>
+      <w:pPr>
+        <w:rPr>
+          <w:rFonts w:hint="default" w:ascii="Times New Roman" w:hAnsi="Times New Roman" w:cs="Times New Roman"/>
+        </w:rPr>
+      </w:pPr>
+      <w:r>
+        <w:rPr>
+          <w:rFonts w:hint="default" w:ascii="Times New Roman" w:hAnsi="Times New Roman" w:cs="Times New Roman"/>
+        </w:rPr>
+        <w:t>运行成功后，将弹出「格式化完成」提示。</w:t>
+      </w:r>
+    </w:p>
+    <w:p>
+      <w:pPr>
+        <w:pStyle w:val="2"/>
+        <w:rPr>
+          <w:rFonts w:hint="default" w:ascii="Times New Roman" w:hAnsi="Times New Roman" w:cs="Times New Roman"/>
+        </w:rPr>
+      </w:pPr>
+      <w:r>
+        <w:rPr>
+          <w:rFonts w:hint="default" w:ascii="Times New Roman" w:hAnsi="Times New Roman" w:cs="Times New Roman"/>
+        </w:rPr>
+        <w:t>三、可格式化具体内容</w:t>
+      </w:r>
+    </w:p>
+    <w:p>
+      <w:pPr>
+        <w:pStyle w:val="3"/>
+        <w:rPr>
+          <w:rFonts w:hint="default" w:ascii="Times New Roman" w:hAnsi="Times New Roman" w:cs="Times New Roman"/>
+        </w:rPr>
+      </w:pPr>
+      <w:r>
+        <w:rPr>
+          <w:rFonts w:hint="default" w:ascii="Times New Roman" w:hAnsi="Times New Roman" w:cs="Times New Roman"/>
+        </w:rPr>
+        <w:t>（一）页面设置</w:t>
+      </w:r>
+    </w:p>
+    <w:p>
+      <w:pPr>
+        <w:pStyle w:val="4"/>
+        <w:rPr>
+          <w:rFonts w:hint="default" w:ascii="Times New Roman" w:hAnsi="Times New Roman" w:cs="Times New Roman"/>
+        </w:rPr>
+      </w:pPr>
+      <w:r>
+        <w:rPr>
+          <w:rFonts w:hint="default" w:ascii="Times New Roman" w:hAnsi="Times New Roman" w:cs="Times New Roman"/>
+        </w:rPr>
+        <w:t>1.页边距</w:t>
+      </w:r>
+    </w:p>
+    <w:p>
+      <w:pPr>
+        <w:rPr>
+          <w:rFonts w:hint="default" w:ascii="Times New Roman" w:hAnsi="Times New Roman" w:cs="Times New Roman"/>
+        </w:rPr>
+      </w:pPr>
+      <w:r>
+        <w:rPr>
+          <w:rFonts w:hint="default" w:ascii="Times New Roman" w:hAnsi="Times New Roman" w:cs="Times New Roman"/>
+        </w:rPr>
+        <w:t>上3.7cm、下3.5cm、左2.7cm、右2.7cm</w:t>
+      </w:r>
+    </w:p>
+    <w:p>
+      <w:pPr>
+        <w:pStyle w:val="4"/>
+        <w:rPr>
+          <w:rFonts w:hint="default" w:ascii="Times New Roman" w:hAnsi="Times New Roman" w:cs="Times New Roman"/>
+        </w:rPr>
+      </w:pPr>
+      <w:r>
+        <w:rPr>
+          <w:rFonts w:hint="default" w:ascii="Times New Roman" w:hAnsi="Times New Roman" w:cs="Times New Roman"/>
+        </w:rPr>
+        <w:t>2.行距</w:t>
+      </w:r>
+    </w:p>
+    <w:p>
+      <w:pPr>
+        <w:rPr>
+          <w:rFonts w:hint="default" w:ascii="Times New Roman" w:hAnsi="Times New Roman" w:cs="Times New Roman"/>
+        </w:rPr>
+      </w:pPr>
+      <w:r>
+        <w:rPr>
+          <w:rFonts w:hint="default" w:ascii="Times New Roman" w:hAnsi="Times New Roman" w:cs="Times New Roman"/>
+        </w:rPr>
+        <w:t>固定值28磅</w:t>
+      </w:r>
+    </w:p>
+    <w:p>
+      <w:pPr>
+        <w:pStyle w:val="4"/>
+        <w:rPr>
+          <w:rFonts w:hint="default" w:ascii="Times New Roman" w:hAnsi="Times New Roman" w:cs="Times New Roman"/>
+          <w:lang w:val="en-US" w:eastAsia="zh-CN"/>
+        </w:rPr>
+      </w:pPr>
+      <w:r>
+        <w:rPr>
+          <w:rFonts w:hint="default" w:ascii="Times New Roman" w:hAnsi="Times New Roman" w:cs="Times New Roman"/>
+          <w:lang w:val="en-US" w:eastAsia="zh-CN"/>
+        </w:rPr>
+        <w:t>3.页码</w:t>
+      </w:r>
+    </w:p>
+    <w:p>
+      <w:pPr>
+        <w:rPr>
+          <w:rFonts w:hint="default" w:ascii="Times New Roman" w:hAnsi="Times New Roman" w:cs="Times New Roman"/>
+        </w:rPr>
+      </w:pPr>
+      <w:r>
+        <w:rPr>
+          <w:rFonts w:hint="default" w:ascii="Times New Roman" w:hAnsi="Times New Roman" w:cs="Times New Roman"/>
+          <w:lang w:val="en-US" w:eastAsia="zh-CN"/>
+        </w:rPr>
+        <w:t xml:space="preserve">奇数页码居右，偶数页码居左，采用 </w:t>
+      </w:r>
+      <w:r>
+        <w:rPr>
+          <w:rFonts w:hint="default" w:ascii="Times New Roman" w:hAnsi="Times New Roman" w:cs="Times New Roman"/>
+          <w:lang w:val="en-US" w:eastAsia="zh-CN"/>
+        </w:rPr>
+        <w:t xml:space="preserve">4 </w:t>
+      </w:r>
+      <w:r>
+        <w:rPr>
+          <w:rFonts w:hint="default" w:ascii="Times New Roman" w:hAnsi="Times New Roman" w:cs="Times New Roman"/>
+          <w:lang w:val="en-US" w:eastAsia="zh-CN"/>
+        </w:rPr>
+        <w:t>号宋体阿拉伯数字</w:t>
+      </w:r>
+    </w:p>
+    <w:p>
+      <w:pPr>
+        <w:pStyle w:val="3"/>
+        <w:rPr>
+          <w:rFonts w:hint="default" w:ascii="Times New Roman" w:hAnsi="Times New Roman" w:cs="Times New Roman"/>
+        </w:rPr>
+      </w:pPr>
+      <w:r>
+        <w:rPr>
+          <w:rFonts w:hint="default" w:ascii="Times New Roman" w:hAnsi="Times New Roman" w:cs="Times New Roman"/>
+        </w:rPr>
+        <w:t>（一）格式标准</w:t>
+      </w:r>
+    </w:p>
+    <w:p>
+      <w:pPr>
+        <w:pStyle w:val="4"/>
+        <w:rPr>
+          <w:rFonts w:hint="default" w:ascii="Times New Roman" w:hAnsi="Times New Roman" w:cs="Times New Roman"/>
+        </w:rPr>
+      </w:pPr>
+      <w:r>
+        <w:rPr>
+          <w:rFonts w:hint="default" w:ascii="Times New Roman" w:hAnsi="Times New Roman" w:cs="Times New Roman"/>
+        </w:rPr>
+        <w:t>1.标题</w:t>
+      </w:r>
+    </w:p>
+    <w:p>
+      <w:pPr>
+        <w:rPr>
+          <w:rFonts w:hint="default" w:ascii="Times New Roman" w:hAnsi="Times New Roman" w:cs="Times New Roman"/>
+        </w:rPr>
+      </w:pPr>
+      <w:r>
+        <w:rPr>
+          <w:rFonts w:hint="default" w:ascii="Times New Roman" w:hAnsi="Times New Roman" w:cs="Times New Roman"/>
+        </w:rPr>
+        <w:t>方正小标宋简体 二号，标题后空一行</w:t>
+      </w:r>
+    </w:p>
+    <w:p>
+      <w:pPr>
+        <w:pStyle w:val="4"/>
+        <w:rPr>
+          <w:rFonts w:hint="default" w:ascii="Times New Roman" w:hAnsi="Times New Roman" w:cs="Times New Roman"/>
+        </w:rPr>
+      </w:pPr>
+      <w:r>
+        <w:rPr>
+          <w:rFonts w:hint="default" w:ascii="Times New Roman" w:hAnsi="Times New Roman" w:cs="Times New Roman"/>
+        </w:rPr>
+        <w:t>2.一级标题</w:t>
+      </w:r>
+    </w:p>
+    <w:p>
+      <w:pPr>
+        <w:rPr>
+          <w:rFonts w:hint="default" w:ascii="Times New Roman" w:hAnsi="Times New Roman" w:cs="Times New Roman"/>
+        </w:rPr>
+      </w:pPr>
+      <w:r>
+        <w:rPr>
+          <w:rFonts w:hint="default" w:ascii="Times New Roman" w:hAnsi="Times New Roman" w:cs="Times New Roman"/>
+        </w:rPr>
+        <w:t>黑体 三号，缩进2字符，层次序数使用“一、二、三、四、五、六、七、八、九、十”</w:t>
+      </w:r>
+    </w:p>
+    <w:p>
+      <w:pPr>
+        <w:pStyle w:val="4"/>
+        <w:rPr>
+          <w:rFonts w:hint="default" w:ascii="Times New Roman" w:hAnsi="Times New Roman" w:cs="Times New Roman"/>
+        </w:rPr>
+      </w:pPr>
+      <w:r>
+        <w:rPr>
+          <w:rFonts w:hint="default" w:ascii="Times New Roman" w:hAnsi="Times New Roman" w:cs="Times New Roman"/>
+        </w:rPr>
+        <w:t>3.二级标题</w:t>
+      </w:r>
+    </w:p>
+    <w:p>
+      <w:pPr>
+        <w:rPr>
+          <w:rFonts w:hint="default" w:ascii="Times New Roman" w:hAnsi="Times New Roman" w:cs="Times New Roman"/>
+        </w:rPr>
+      </w:pPr>
+      <w:r>
+        <w:rPr>
+          <w:rFonts w:hint="default" w:ascii="Times New Roman" w:hAnsi="Times New Roman" w:cs="Times New Roman"/>
+        </w:rPr>
+        <w:t>楷体_GB2312 三号，缩进2字符，层次序数使用“（一）（二）（三）（四）（五）（六）（七）（八）（九）（十）”</w:t>
+      </w:r>
+    </w:p>
+    <w:p>
+      <w:pPr>
+        <w:pStyle w:val="4"/>
+        <w:rPr>
+          <w:rFonts w:hint="default" w:ascii="Times New Roman" w:hAnsi="Times New Roman" w:cs="Times New Roman"/>
+        </w:rPr>
+      </w:pPr>
+      <w:r>
+        <w:rPr>
+          <w:rFonts w:hint="default" w:ascii="Times New Roman" w:hAnsi="Times New Roman" w:cs="Times New Roman"/>
+        </w:rPr>
+        <w:t>4.三级标题</w:t>
+      </w:r>
+    </w:p>
+    <w:p>
+      <w:pPr>
+        <w:rPr>
+          <w:rFonts w:hint="default" w:ascii="Times New Roman" w:hAnsi="Times New Roman" w:cs="Times New Roman"/>
+          <w:lang w:val="en-US" w:eastAsia="zh-CN"/>
+        </w:rPr>
+      </w:pPr>
+      <w:r>
+        <w:rPr>
+          <w:rFonts w:hint="default" w:ascii="Times New Roman" w:hAnsi="Times New Roman" w:cs="Times New Roman"/>
+        </w:rPr>
+        <w:t>仿宋_GB2312 三号，缩进2字符，层次序数使用“1.2.3.4.5.6.7.8.9.10.”</w:t>
+      </w:r>
+      <w:r>
+        <w:rPr>
+          <w:rFonts w:hint="default" w:ascii="Times New Roman" w:hAnsi="Times New Roman" w:cs="Times New Roman"/>
+          <w:lang w:eastAsia="zh-CN"/>
+        </w:rPr>
+        <w:t>，</w:t>
+      </w:r>
+      <w:r>
+        <w:rPr>
+          <w:rFonts w:hint="default" w:ascii="Times New Roman" w:hAnsi="Times New Roman" w:cs="Times New Roman"/>
+          <w:lang w:val="en-US" w:eastAsia="zh-CN"/>
+        </w:rPr>
+        <w:t>并加粗</w:t>
+      </w:r>
+    </w:p>
+    <w:p>
+      <w:pPr>
+        <w:pStyle w:val="4"/>
+        <w:rPr>
+          <w:rFonts w:hint="default" w:ascii="Times New Roman" w:hAnsi="Times New Roman" w:cs="Times New Roman"/>
+        </w:rPr>
+      </w:pPr>
+      <w:r>
+        <w:rPr>
+          <w:rFonts w:hint="default" w:ascii="Times New Roman" w:hAnsi="Times New Roman" w:cs="Times New Roman"/>
+        </w:rPr>
+        <w:t>5.四级标题</w:t>
+      </w:r>
+    </w:p>
+    <w:p>
+      <w:pPr>
+        <w:rPr>
+          <w:rFonts w:hint="default" w:ascii="Times New Roman" w:hAnsi="Times New Roman" w:cs="Times New Roman"/>
+        </w:rPr>
+      </w:pPr>
+      <w:r>
+        <w:rPr>
+          <w:rFonts w:hint="default" w:ascii="Times New Roman" w:hAnsi="Times New Roman" w:cs="Times New Roman"/>
+        </w:rPr>
+        <w:t>仿宋_GB2312 三号，缩进2字符，层次序数使用“</w:t>
+      </w:r>
+      <w:r>
+        <w:rPr>
+          <w:rFonts w:hint="default" w:ascii="Times New Roman" w:hAnsi="Times New Roman" w:cs="Times New Roman"/>
+          <w:lang w:eastAsia="zh-CN"/>
+        </w:rPr>
+        <w:t>（</w:t>
       </w:r>
       <w:r>
         <w:rPr>
@@ -175,30 +650,9 @@
       <w:r>
         <w:rPr>
           <w:rFonts w:hint="default" w:ascii="Times New Roman" w:hAnsi="Times New Roman" w:cs="Times New Roman"/>
-          <w:lang w:val="en-US" w:eastAsia="zh-CN"/>
-        </w:rPr>
-        <w:t>)</w:t>
-      </w:r>
-      <w:r>
-        <w:rPr>
-          <w:rFonts w:hint="default" w:ascii="Times New Roman" w:hAnsi="Times New Roman" w:cs="Times New Roman"/>
-        </w:rPr>
-        <w:t>楷体_GB2312.ttf</w:t>
-      </w:r>
-    </w:p>
-    <w:p>
-      <w:pPr>
-        <w:pStyle w:val="5"/>
-        <w:rPr>
-          <w:rFonts w:hint="default" w:ascii="Times New Roman" w:hAnsi="Times New Roman" w:cs="Times New Roman"/>
-        </w:rPr>
-      </w:pPr>
-      <w:r>
-        <w:rPr>
-          <w:rFonts w:hint="default" w:ascii="Times New Roman" w:hAnsi="Times New Roman" w:cs="Times New Roman"/>
-          <w:lang w:val="en-US" w:eastAsia="zh-CN"/>
-        </w:rPr>
-        <w:t>(</w:t>
+          <w:lang w:eastAsia="zh-CN"/>
+        </w:rPr>
+        <w:t>）（</w:t>
       </w:r>
       <w:r>
         <w:rPr>
@@ -209,424 +663,119 @@
       <w:r>
         <w:rPr>
           <w:rFonts w:hint="default" w:ascii="Times New Roman" w:hAnsi="Times New Roman" w:cs="Times New Roman"/>
-          <w:lang w:val="en-US" w:eastAsia="zh-CN"/>
-        </w:rPr>
-        <w:t>)</w:t>
-      </w:r>
-      <w:r>
-        <w:rPr>
-          <w:rFonts w:hint="default" w:ascii="Times New Roman" w:hAnsi="Times New Roman" w:cs="Times New Roman"/>
-        </w:rPr>
-        <w:t>仿宋_GB2312.ttf</w:t>
-      </w:r>
-    </w:p>
-    <w:p>
-      <w:pPr>
-        <w:pStyle w:val="4"/>
-        <w:rPr>
-          <w:rFonts w:hint="default" w:ascii="Times New Roman" w:hAnsi="Times New Roman" w:cs="Times New Roman"/>
-        </w:rPr>
-      </w:pPr>
-      <w:r>
-        <w:rPr>
-          <w:rFonts w:hint="default" w:ascii="Times New Roman" w:hAnsi="Times New Roman" w:cs="Times New Roman"/>
-        </w:rPr>
-        <w:t>3.导入效果：</w:t>
-      </w:r>
-    </w:p>
-    <w:p>
-      <w:pPr>
-        <w:rPr>
-          <w:rFonts w:hint="default" w:ascii="Times New Roman" w:hAnsi="Times New Roman" w:cs="Times New Roman"/>
-        </w:rPr>
-      </w:pPr>
-      <w:r>
-        <w:rPr>
-          <w:rFonts w:hint="default" w:ascii="Times New Roman" w:hAnsi="Times New Roman" w:cs="Times New Roman"/>
-        </w:rPr>
-        <w:t xml:space="preserve">WPS中可查看本机已安装楷体_GB2312、仿宋_GB2312字体 </w:t>
-      </w:r>
-    </w:p>
-    <w:p>
-      <w:pPr>
-        <w:pStyle w:val="3"/>
-        <w:rPr>
-          <w:rFonts w:hint="default" w:ascii="Times New Roman" w:hAnsi="Times New Roman" w:cs="Times New Roman"/>
-        </w:rPr>
-      </w:pPr>
-      <w:r>
-        <w:rPr>
-          <w:rFonts w:hint="default" w:ascii="Times New Roman" w:hAnsi="Times New Roman" w:cs="Times New Roman"/>
-        </w:rPr>
-        <w:t>（二）添加脚本</w:t>
-      </w:r>
-    </w:p>
-    <w:p>
-      <w:pPr>
-        <w:pStyle w:val="4"/>
-        <w:rPr>
-          <w:rFonts w:hint="default" w:ascii="Times New Roman" w:hAnsi="Times New Roman" w:cs="Times New Roman"/>
-        </w:rPr>
-      </w:pPr>
-      <w:r>
-        <w:rPr>
-          <w:rFonts w:hint="default" w:ascii="Times New Roman" w:hAnsi="Times New Roman" w:cs="Times New Roman"/>
-        </w:rPr>
-        <w:t>1.创建模块</w:t>
-      </w:r>
-    </w:p>
-    <w:p>
-      <w:pPr>
-        <w:rPr>
-          <w:rFonts w:hint="default" w:ascii="Times New Roman" w:hAnsi="Times New Roman" w:cs="Times New Roman"/>
-        </w:rPr>
-      </w:pPr>
-      <w:r>
-        <w:rPr>
-          <w:rFonts w:hint="default" w:ascii="Times New Roman" w:hAnsi="Times New Roman" w:cs="Times New Roman"/>
-        </w:rPr>
-        <w:t>打开WPS → 工具 → 开发工具 → 切换至VB环境 → 查看代码 → 右击Normal → 插入 → 模块</w:t>
-      </w:r>
-    </w:p>
-    <w:p>
-      <w:pPr>
-        <w:pStyle w:val="4"/>
-        <w:rPr>
-          <w:rFonts w:hint="default" w:ascii="Times New Roman" w:hAnsi="Times New Roman" w:cs="Times New Roman"/>
-        </w:rPr>
-      </w:pPr>
-      <w:r>
-        <w:rPr>
-          <w:rFonts w:hint="default" w:ascii="Times New Roman" w:hAnsi="Times New Roman" w:cs="Times New Roman"/>
-        </w:rPr>
-        <w:t>2.复制脚本</w:t>
-      </w:r>
-    </w:p>
-    <w:p>
-      <w:pPr>
-        <w:rPr>
-          <w:rFonts w:hint="default" w:ascii="Times New Roman" w:hAnsi="Times New Roman" w:cs="Times New Roman"/>
-        </w:rPr>
-      </w:pPr>
-      <w:r>
-        <w:rPr>
-          <w:rFonts w:hint="default" w:ascii="Times New Roman" w:hAnsi="Times New Roman" w:cs="Times New Roman"/>
-        </w:rPr>
-        <w:t>复制脚本Format2GBT9704_2012.txt中的内容，粘贴至模块1，关闭窗口即可。</w:t>
-      </w:r>
-    </w:p>
-    <w:p>
-      <w:pPr>
-        <w:pStyle w:val="3"/>
-        <w:rPr>
-          <w:rFonts w:hint="default" w:ascii="Times New Roman" w:hAnsi="Times New Roman" w:cs="Times New Roman"/>
-        </w:rPr>
-      </w:pPr>
-      <w:r>
-        <w:rPr>
-          <w:rFonts w:hint="default" w:ascii="Times New Roman" w:hAnsi="Times New Roman" w:cs="Times New Roman"/>
-        </w:rPr>
-        <w:t>（三）使用脚本</w:t>
-      </w:r>
-    </w:p>
-    <w:p>
-      <w:pPr>
-        <w:pStyle w:val="4"/>
-        <w:rPr>
-          <w:rFonts w:hint="default" w:ascii="Times New Roman" w:hAnsi="Times New Roman" w:cs="Times New Roman"/>
-        </w:rPr>
-      </w:pPr>
-      <w:r>
-        <w:rPr>
-          <w:rFonts w:hint="default" w:ascii="Times New Roman" w:hAnsi="Times New Roman" w:cs="Times New Roman"/>
-        </w:rPr>
-        <w:t>1.运行宏脚本</w:t>
-      </w:r>
-    </w:p>
-    <w:p>
-      <w:pPr>
-        <w:rPr>
-          <w:rFonts w:hint="default" w:ascii="Times New Roman" w:hAnsi="Times New Roman" w:cs="Times New Roman"/>
-        </w:rPr>
-      </w:pPr>
-      <w:r>
-        <w:rPr>
-          <w:rFonts w:hint="default" w:ascii="Times New Roman" w:hAnsi="Times New Roman" w:cs="Times New Roman"/>
-        </w:rPr>
-        <w:t>打开WPS → 工具 → 运行宏 → 选择「Format2GBT9704_2012」→ 点击运行</w:t>
-      </w:r>
-    </w:p>
-    <w:p>
-      <w:pPr>
-        <w:pStyle w:val="4"/>
-        <w:rPr>
-          <w:rFonts w:hint="default" w:ascii="Times New Roman" w:hAnsi="Times New Roman" w:cs="Times New Roman"/>
-        </w:rPr>
-      </w:pPr>
-      <w:r>
-        <w:rPr>
-          <w:rFonts w:hint="default" w:ascii="Times New Roman" w:hAnsi="Times New Roman" w:cs="Times New Roman"/>
-        </w:rPr>
-        <w:t>2.成功提示</w:t>
-      </w:r>
-    </w:p>
-    <w:p>
-      <w:pPr>
-        <w:rPr>
-          <w:rFonts w:hint="default" w:ascii="Times New Roman" w:hAnsi="Times New Roman" w:cs="Times New Roman"/>
-        </w:rPr>
-      </w:pPr>
-      <w:r>
-        <w:rPr>
-          <w:rFonts w:hint="default" w:ascii="Times New Roman" w:hAnsi="Times New Roman" w:cs="Times New Roman"/>
-        </w:rPr>
-        <w:t>运行成功后，将弹出「格式化完成」提示。</w:t>
-      </w:r>
-    </w:p>
-    <w:p>
-      <w:pPr>
-        <w:pStyle w:val="2"/>
-        <w:rPr>
-          <w:rFonts w:hint="default" w:ascii="Times New Roman" w:hAnsi="Times New Roman" w:cs="Times New Roman"/>
-        </w:rPr>
-      </w:pPr>
-      <w:r>
-        <w:rPr>
-          <w:rFonts w:hint="default" w:ascii="Times New Roman" w:hAnsi="Times New Roman" w:cs="Times New Roman"/>
-        </w:rPr>
-        <w:t>三、可格式化具体内容</w:t>
-      </w:r>
-    </w:p>
-    <w:p>
-      <w:pPr>
-        <w:pStyle w:val="3"/>
-        <w:rPr>
-          <w:rFonts w:hint="default" w:ascii="Times New Roman" w:hAnsi="Times New Roman" w:cs="Times New Roman"/>
-        </w:rPr>
-      </w:pPr>
-      <w:r>
-        <w:rPr>
-          <w:rFonts w:hint="default" w:ascii="Times New Roman" w:hAnsi="Times New Roman" w:cs="Times New Roman"/>
-        </w:rPr>
-        <w:t>（一）页面设置</w:t>
-      </w:r>
-    </w:p>
-    <w:p>
-      <w:pPr>
-        <w:pStyle w:val="4"/>
-        <w:rPr>
-          <w:rFonts w:hint="default" w:ascii="Times New Roman" w:hAnsi="Times New Roman" w:cs="Times New Roman"/>
-        </w:rPr>
-      </w:pPr>
-      <w:r>
-        <w:rPr>
-          <w:rFonts w:hint="default" w:ascii="Times New Roman" w:hAnsi="Times New Roman" w:cs="Times New Roman"/>
-        </w:rPr>
-        <w:t>1.页边距</w:t>
-      </w:r>
-    </w:p>
-    <w:p>
-      <w:pPr>
-        <w:rPr>
-          <w:rFonts w:hint="default" w:ascii="Times New Roman" w:hAnsi="Times New Roman" w:cs="Times New Roman"/>
-        </w:rPr>
-      </w:pPr>
-      <w:r>
-        <w:rPr>
-          <w:rFonts w:hint="default" w:ascii="Times New Roman" w:hAnsi="Times New Roman" w:cs="Times New Roman"/>
-        </w:rPr>
-        <w:t>上3.7cm、下3.5cm、左2.7cm、右2.7cm</w:t>
-      </w:r>
-    </w:p>
-    <w:p>
-      <w:pPr>
-        <w:pStyle w:val="4"/>
-        <w:rPr>
-          <w:rFonts w:hint="default" w:ascii="Times New Roman" w:hAnsi="Times New Roman" w:cs="Times New Roman"/>
-        </w:rPr>
-      </w:pPr>
-      <w:r>
-        <w:rPr>
-          <w:rFonts w:hint="default" w:ascii="Times New Roman" w:hAnsi="Times New Roman" w:cs="Times New Roman"/>
-        </w:rPr>
-        <w:t>2.行距</w:t>
-      </w:r>
-    </w:p>
-    <w:p>
-      <w:pPr>
-        <w:rPr>
-          <w:rFonts w:hint="default" w:ascii="Times New Roman" w:hAnsi="Times New Roman" w:cs="Times New Roman"/>
-        </w:rPr>
-      </w:pPr>
-      <w:r>
-        <w:rPr>
-          <w:rFonts w:hint="default" w:ascii="Times New Roman" w:hAnsi="Times New Roman" w:cs="Times New Roman"/>
-        </w:rPr>
-        <w:t>固定值28磅</w:t>
-      </w:r>
-    </w:p>
-    <w:p>
-      <w:pPr>
-        <w:pStyle w:val="3"/>
-        <w:rPr>
-          <w:rFonts w:hint="default" w:ascii="Times New Roman" w:hAnsi="Times New Roman" w:cs="Times New Roman"/>
-        </w:rPr>
-      </w:pPr>
-      <w:r>
-        <w:rPr>
-          <w:rFonts w:hint="default" w:ascii="Times New Roman" w:hAnsi="Times New Roman" w:cs="Times New Roman"/>
-        </w:rPr>
-        <w:t>（一）格式标准</w:t>
-      </w:r>
-    </w:p>
-    <w:p>
-      <w:pPr>
-        <w:pStyle w:val="4"/>
-        <w:rPr>
-          <w:rFonts w:hint="default" w:ascii="Times New Roman" w:hAnsi="Times New Roman" w:cs="Times New Roman"/>
-        </w:rPr>
-      </w:pPr>
-      <w:r>
-        <w:rPr>
-          <w:rFonts w:hint="default" w:ascii="Times New Roman" w:hAnsi="Times New Roman" w:cs="Times New Roman"/>
-        </w:rPr>
-        <w:t>1.标题</w:t>
-      </w:r>
-    </w:p>
-    <w:p>
-      <w:pPr>
-        <w:rPr>
-          <w:rFonts w:hint="default" w:ascii="Times New Roman" w:hAnsi="Times New Roman" w:cs="Times New Roman"/>
-        </w:rPr>
-      </w:pPr>
-      <w:r>
-        <w:rPr>
-          <w:rFonts w:hint="default" w:ascii="Times New Roman" w:hAnsi="Times New Roman" w:cs="Times New Roman"/>
-        </w:rPr>
-        <w:t>方正小标宋简体 二号，标题后空一行</w:t>
-      </w:r>
-    </w:p>
-    <w:p>
-      <w:pPr>
-        <w:pStyle w:val="4"/>
-        <w:rPr>
-          <w:rFonts w:hint="default" w:ascii="Times New Roman" w:hAnsi="Times New Roman" w:cs="Times New Roman"/>
-        </w:rPr>
-      </w:pPr>
-      <w:r>
-        <w:rPr>
-          <w:rFonts w:hint="default" w:ascii="Times New Roman" w:hAnsi="Times New Roman" w:cs="Times New Roman"/>
-        </w:rPr>
-        <w:t>2.一级标题</w:t>
-      </w:r>
-    </w:p>
-    <w:p>
-      <w:pPr>
-        <w:rPr>
-          <w:rFonts w:hint="default" w:ascii="Times New Roman" w:hAnsi="Times New Roman" w:cs="Times New Roman"/>
-        </w:rPr>
-      </w:pPr>
-      <w:r>
-        <w:rPr>
-          <w:rFonts w:hint="default" w:ascii="Times New Roman" w:hAnsi="Times New Roman" w:cs="Times New Roman"/>
-        </w:rPr>
-        <w:t>黑体 三号，缩进2字符，层次序数使用“一、二、三、四、五、六、七、八、九、十”</w:t>
-      </w:r>
-    </w:p>
-    <w:p>
-      <w:pPr>
-        <w:pStyle w:val="4"/>
-        <w:rPr>
-          <w:rFonts w:hint="default" w:ascii="Times New Roman" w:hAnsi="Times New Roman" w:cs="Times New Roman"/>
-        </w:rPr>
-      </w:pPr>
-      <w:r>
-        <w:rPr>
-          <w:rFonts w:hint="default" w:ascii="Times New Roman" w:hAnsi="Times New Roman" w:cs="Times New Roman"/>
-        </w:rPr>
-        <w:t>3.二级标题</w:t>
-      </w:r>
-    </w:p>
-    <w:p>
-      <w:pPr>
-        <w:rPr>
-          <w:rFonts w:hint="default" w:ascii="Times New Roman" w:hAnsi="Times New Roman" w:cs="Times New Roman"/>
-        </w:rPr>
-      </w:pPr>
-      <w:r>
-        <w:rPr>
-          <w:rFonts w:hint="default" w:ascii="Times New Roman" w:hAnsi="Times New Roman" w:cs="Times New Roman"/>
-        </w:rPr>
-        <w:t>楷体_GB2312 三号，缩进2字符，层次序数使用“（一）（二）（三）（四）（五）（六）（七）（八）（九）（十）”</w:t>
-      </w:r>
-    </w:p>
-    <w:p>
-      <w:pPr>
-        <w:pStyle w:val="4"/>
-        <w:rPr>
-          <w:rFonts w:hint="default" w:ascii="Times New Roman" w:hAnsi="Times New Roman" w:cs="Times New Roman"/>
-        </w:rPr>
-      </w:pPr>
-      <w:r>
-        <w:rPr>
-          <w:rFonts w:hint="default" w:ascii="Times New Roman" w:hAnsi="Times New Roman" w:cs="Times New Roman"/>
-        </w:rPr>
-        <w:t>4.三级标题</w:t>
-      </w:r>
-    </w:p>
-    <w:p>
-      <w:pPr>
-        <w:rPr>
-          <w:rFonts w:hint="default" w:ascii="Times New Roman" w:hAnsi="Times New Roman" w:cs="Times New Roman"/>
-          <w:lang w:val="en-US" w:eastAsia="zh-CN"/>
-        </w:rPr>
-      </w:pPr>
-      <w:r>
-        <w:rPr>
-          <w:rFonts w:hint="default" w:ascii="Times New Roman" w:hAnsi="Times New Roman" w:cs="Times New Roman"/>
-        </w:rPr>
-        <w:t>仿宋_GB2312 三号，缩进2字符，层次序数使用“1.2.3.4.5.6.7.8.9.10.”</w:t>
-      </w:r>
-      <w:r>
-        <w:rPr>
-          <w:rFonts w:hint="default" w:ascii="Times New Roman" w:hAnsi="Times New Roman" w:cs="Times New Roman"/>
           <w:lang w:eastAsia="zh-CN"/>
         </w:rPr>
-        <w:t>，</w:t>
-      </w:r>
-      <w:r>
-        <w:rPr>
-          <w:rFonts w:hint="default" w:ascii="Times New Roman" w:hAnsi="Times New Roman" w:cs="Times New Roman"/>
-          <w:lang w:val="en-US" w:eastAsia="zh-CN"/>
-        </w:rPr>
-        <w:t>并加粗</w:t>
-      </w:r>
-    </w:p>
-    <w:p>
-      <w:pPr>
-        <w:pStyle w:val="4"/>
-        <w:rPr>
-          <w:rFonts w:hint="default" w:ascii="Times New Roman" w:hAnsi="Times New Roman" w:cs="Times New Roman"/>
-        </w:rPr>
-      </w:pPr>
-      <w:r>
-        <w:rPr>
-          <w:rFonts w:hint="default" w:ascii="Times New Roman" w:hAnsi="Times New Roman" w:cs="Times New Roman"/>
-        </w:rPr>
-        <w:t>5.四级标题</w:t>
-      </w:r>
-    </w:p>
-    <w:p>
-      <w:pPr>
-        <w:rPr>
-          <w:rFonts w:hint="default" w:ascii="Times New Roman" w:hAnsi="Times New Roman" w:cs="Times New Roman"/>
-        </w:rPr>
-      </w:pPr>
-      <w:r>
-        <w:rPr>
-          <w:rFonts w:hint="default" w:ascii="Times New Roman" w:hAnsi="Times New Roman" w:cs="Times New Roman"/>
-        </w:rPr>
-        <w:t>仿宋_GB2312 三号，缩进2字符，层次序数使用“(1)(2)(3)(4)(5)(6)(7)(8)(9)(10)”</w:t>
+        <w:t>）（</w:t>
+      </w:r>
+      <w:r>
+        <w:rPr>
+          <w:rFonts w:hint="default" w:ascii="Times New Roman" w:hAnsi="Times New Roman" w:cs="Times New Roman"/>
+        </w:rPr>
+        <w:t>3</w:t>
+      </w:r>
+      <w:r>
+        <w:rPr>
+          <w:rFonts w:hint="default" w:ascii="Times New Roman" w:hAnsi="Times New Roman" w:cs="Times New Roman"/>
+          <w:lang w:eastAsia="zh-CN"/>
+        </w:rPr>
+        <w:t>）（</w:t>
+      </w:r>
+      <w:r>
+        <w:rPr>
+          <w:rFonts w:hint="default" w:ascii="Times New Roman" w:hAnsi="Times New Roman" w:cs="Times New Roman"/>
+        </w:rPr>
+        <w:t>4</w:t>
+      </w:r>
+      <w:r>
+        <w:rPr>
+          <w:rFonts w:hint="default" w:ascii="Times New Roman" w:hAnsi="Times New Roman" w:cs="Times New Roman"/>
+          <w:lang w:eastAsia="zh-CN"/>
+        </w:rPr>
+        <w:t>）（</w:t>
+      </w:r>
+      <w:r>
+        <w:rPr>
+          <w:rFonts w:hint="default" w:ascii="Times New Roman" w:hAnsi="Times New Roman" w:cs="Times New Roman"/>
+        </w:rPr>
+        <w:t>5</w:t>
+      </w:r>
+      <w:r>
+        <w:rPr>
+          <w:rFonts w:hint="default" w:ascii="Times New Roman" w:hAnsi="Times New Roman" w:cs="Times New Roman"/>
+          <w:lang w:eastAsia="zh-CN"/>
+        </w:rPr>
+        <w:t>）（</w:t>
+      </w:r>
+      <w:r>
+        <w:rPr>
+          <w:rFonts w:hint="default" w:ascii="Times New Roman" w:hAnsi="Times New Roman" w:cs="Times New Roman"/>
+        </w:rPr>
+        <w:t>6</w:t>
+      </w:r>
+      <w:r>
+        <w:rPr>
+          <w:rFonts w:hint="default" w:ascii="Times New Roman" w:hAnsi="Times New Roman" w:cs="Times New Roman"/>
+          <w:lang w:eastAsia="zh-CN"/>
+        </w:rPr>
+        <w:t>）（</w:t>
+      </w:r>
+      <w:r>
+        <w:rPr>
+          <w:rFonts w:hint="default" w:ascii="Times New Roman" w:hAnsi="Times New Roman" w:cs="Times New Roman"/>
+        </w:rPr>
+        <w:t>7</w:t>
+      </w:r>
+      <w:r>
+        <w:rPr>
+          <w:rFonts w:hint="default" w:ascii="Times New Roman" w:hAnsi="Times New Roman" w:cs="Times New Roman"/>
+          <w:lang w:eastAsia="zh-CN"/>
+        </w:rPr>
+        <w:t>）（</w:t>
+      </w:r>
+      <w:r>
+        <w:rPr>
+          <w:rFonts w:hint="default" w:ascii="Times New Roman" w:hAnsi="Times New Roman" w:cs="Times New Roman"/>
+        </w:rPr>
+        <w:t>8</w:t>
+      </w:r>
+      <w:r>
+        <w:rPr>
+          <w:rFonts w:hint="default" w:ascii="Times New Roman" w:hAnsi="Times New Roman" w:cs="Times New Roman"/>
+          <w:lang w:eastAsia="zh-CN"/>
+        </w:rPr>
+        <w:t>）（</w:t>
+      </w:r>
+      <w:r>
+        <w:rPr>
+          <w:rFonts w:hint="default" w:ascii="Times New Roman" w:hAnsi="Times New Roman" w:cs="Times New Roman"/>
+        </w:rPr>
+        <w:t>9</w:t>
+      </w:r>
+      <w:r>
+        <w:rPr>
+          <w:rFonts w:hint="default" w:ascii="Times New Roman" w:hAnsi="Times New Roman" w:cs="Times New Roman"/>
+          <w:lang w:eastAsia="zh-CN"/>
+        </w:rPr>
+        <w:t>）（</w:t>
+      </w:r>
+      <w:r>
+        <w:rPr>
+          <w:rFonts w:hint="default" w:ascii="Times New Roman" w:hAnsi="Times New Roman" w:cs="Times New Roman"/>
+        </w:rPr>
+        <w:t>10</w:t>
+      </w:r>
+      <w:r>
+        <w:rPr>
+          <w:rFonts w:hint="default" w:ascii="Times New Roman" w:hAnsi="Times New Roman" w:cs="Times New Roman"/>
+          <w:lang w:eastAsia="zh-CN"/>
+        </w:rPr>
+        <w:t>）</w:t>
+      </w:r>
+      <w:r>
+        <w:rPr>
+          <w:rFonts w:hint="default" w:ascii="Times New Roman" w:hAnsi="Times New Roman" w:cs="Times New Roman"/>
+        </w:rPr>
+        <w:t>”</w:t>
       </w:r>
       <w:r>
         <w:rPr>
@@ -697,7 +846,13 @@
         <w:rPr>
           <w:rFonts w:hint="default" w:ascii="Times New Roman" w:hAnsi="Times New Roman" w:cs="Times New Roman"/>
         </w:rPr>
-        <w:t>” 等表述统一加粗</w:t>
+        <w:t xml:space="preserve">” </w:t>
+      </w:r>
+      <w:r>
+        <w:rPr>
+          <w:rFonts w:hint="default" w:ascii="Times New Roman" w:hAnsi="Times New Roman" w:cs="Times New Roman"/>
+        </w:rPr>
+        <w:t>等表述统一加粗</w:t>
       </w:r>
     </w:p>
     <w:p>
@@ -769,6 +924,10 @@
       </w:r>
     </w:p>
     <w:sectPr>
+      <w:headerReference r:id="rId5" w:type="default"/>
+      <w:footerReference r:id="rId7" w:type="default"/>
+      <w:headerReference r:id="rId6" w:type="even"/>
+      <w:footerReference r:id="rId8" w:type="even"/>
       <w:pgSz w:w="11906" w:h="16838"/>
       <w:pgMar w:top="2098" w:right="1531" w:bottom="1984" w:left="1531" w:header="851" w:footer="992" w:gutter="0"/>
       <w:cols w:space="425" w:num="1"/>
@@ -803,6 +962,150 @@
 </w:endnotes>
 </file>
 
+<file path=word/footer1.xml><?xml version="1.0" encoding="utf-8"?>
+<w:ftr xmlns:wpc="http://schemas.microsoft.com/office/word/2010/wordprocessingCanvas" xmlns:mc="http://schemas.openxmlformats.org/markup-compatibility/2006" xmlns:o="urn:schemas-microsoft-com:office:office" xmlns:r="http://schemas.openxmlformats.org/officeDocument/2006/relationships" xmlns:m="http://schemas.openxmlformats.org/officeDocument/2006/math" xmlns:v="urn:schemas-microsoft-com:vml" xmlns:wp14="http://schemas.microsoft.com/office/word/2010/wordprocessingDrawing" xmlns:wp="http://schemas.openxmlformats.org/drawingml/2006/wordprocessingDrawing" xmlns:w10="urn:schemas-microsoft-com:office:word" xmlns:w="http://schemas.openxmlformats.org/wordprocessingml/2006/main" xmlns:w14="http://schemas.microsoft.com/office/word/2010/wordml" xmlns:w15="http://schemas.microsoft.com/office/word/2012/wordml" xmlns:wpg="http://schemas.microsoft.com/office/word/2010/wordprocessingGroup" xmlns:wpi="http://schemas.microsoft.com/office/word/2010/wordprocessingInk" xmlns:wne="http://schemas.microsoft.com/office/word/2006/wordml" xmlns:wps="http://schemas.microsoft.com/office/word/2010/wordprocessingShape" xmlns:wpsCustomData="http://www.wps.cn/officeDocument/2013/wpsCustomData" mc:Ignorable="w14 w15 wp14">
+  <w:p>
+    <w:pPr>
+      <w:pStyle w:val="6"/>
+      <w:jc w:val="right"/>
+      <w:rPr>
+        <w:rFonts w:hint="eastAsia" w:ascii="宋体" w:hAnsi="宋体" w:eastAsia="宋体" w:cs="宋体"/>
+        <w:sz w:val="28"/>
+        <w:lang w:eastAsia="zh-CN"/>
+      </w:rPr>
+    </w:pPr>
+    <w:r>
+      <w:rPr>
+        <w:rFonts w:hint="eastAsia" w:ascii="宋体" w:hAnsi="宋体" w:eastAsia="宋体" w:cs="宋体"/>
+        <w:sz w:val="28"/>
+        <w:lang w:eastAsia="zh-CN"/>
+      </w:rPr>
+      <w:t xml:space="preserve">— </w:t>
+    </w:r>
+    <w:r>
+      <w:rPr>
+        <w:rFonts w:hint="eastAsia" w:ascii="宋体" w:hAnsi="宋体" w:eastAsia="宋体" w:cs="宋体"/>
+        <w:sz w:val="28"/>
+        <w:lang w:eastAsia="zh-CN"/>
+      </w:rPr>
+      <w:fldChar w:fldCharType="begin"/>
+    </w:r>
+    <w:r>
+      <w:rPr>
+        <w:rFonts w:hint="eastAsia" w:ascii="宋体" w:hAnsi="宋体" w:eastAsia="宋体" w:cs="宋体"/>
+        <w:sz w:val="28"/>
+        <w:lang w:eastAsia="zh-CN"/>
+      </w:rPr>
+      <w:instrText xml:space="preserve"> PAGE  \* MERGEFORMAT </w:instrText>
+    </w:r>
+    <w:r>
+      <w:rPr>
+        <w:rFonts w:hint="eastAsia" w:ascii="宋体" w:hAnsi="宋体" w:eastAsia="宋体" w:cs="宋体"/>
+        <w:sz w:val="28"/>
+        <w:lang w:eastAsia="zh-CN"/>
+      </w:rPr>
+      <w:fldChar w:fldCharType="separate"/>
+    </w:r>
+    <w:r>
+      <w:rPr>
+        <w:rFonts w:hint="eastAsia" w:ascii="宋体" w:hAnsi="宋体" w:eastAsia="宋体" w:cs="宋体"/>
+        <w:sz w:val="28"/>
+        <w:lang w:eastAsia="zh-CN"/>
+      </w:rPr>
+      <w:t>1</w:t>
+    </w:r>
+    <w:r>
+      <w:rPr>
+        <w:rFonts w:hint="eastAsia" w:ascii="宋体" w:hAnsi="宋体" w:eastAsia="宋体" w:cs="宋体"/>
+        <w:sz w:val="28"/>
+        <w:lang w:eastAsia="zh-CN"/>
+      </w:rPr>
+      <w:fldChar w:fldCharType="end"/>
+    </w:r>
+    <w:r>
+      <w:rPr>
+        <w:rFonts w:hint="eastAsia" w:ascii="宋体" w:hAnsi="宋体" w:eastAsia="宋体" w:cs="宋体"/>
+        <w:sz w:val="28"/>
+        <w:lang w:eastAsia="zh-CN"/>
+      </w:rPr>
+      <w:t xml:space="preserve"> —</w:t>
+    </w:r>
+  </w:p>
+</w:ftr>
+</file>
+
+<file path=word/footer2.xml><?xml version="1.0" encoding="utf-8"?>
+<w:ftr xmlns:wpc="http://schemas.microsoft.com/office/word/2010/wordprocessingCanvas" xmlns:mc="http://schemas.openxmlformats.org/markup-compatibility/2006" xmlns:o="urn:schemas-microsoft-com:office:office" xmlns:r="http://schemas.openxmlformats.org/officeDocument/2006/relationships" xmlns:m="http://schemas.openxmlformats.org/officeDocument/2006/math" xmlns:v="urn:schemas-microsoft-com:vml" xmlns:wp14="http://schemas.microsoft.com/office/word/2010/wordprocessingDrawing" xmlns:wp="http://schemas.openxmlformats.org/drawingml/2006/wordprocessingDrawing" xmlns:w10="urn:schemas-microsoft-com:office:word" xmlns:w="http://schemas.openxmlformats.org/wordprocessingml/2006/main" xmlns:w14="http://schemas.microsoft.com/office/word/2010/wordml" xmlns:w15="http://schemas.microsoft.com/office/word/2012/wordml" xmlns:wpg="http://schemas.microsoft.com/office/word/2010/wordprocessingGroup" xmlns:wpi="http://schemas.microsoft.com/office/word/2010/wordprocessingInk" xmlns:wne="http://schemas.microsoft.com/office/word/2006/wordml" xmlns:wps="http://schemas.microsoft.com/office/word/2010/wordprocessingShape" xmlns:wpsCustomData="http://www.wps.cn/officeDocument/2013/wpsCustomData" mc:Ignorable="w14 w15 wp14">
+  <w:p>
+    <w:pPr>
+      <w:pStyle w:val="6"/>
+      <w:jc w:val="left"/>
+      <w:rPr>
+        <w:rFonts w:hint="eastAsia" w:ascii="宋体" w:hAnsi="宋体" w:eastAsia="宋体" w:cs="宋体"/>
+        <w:sz w:val="28"/>
+        <w:lang w:eastAsia="zh-CN"/>
+      </w:rPr>
+    </w:pPr>
+    <w:r>
+      <w:rPr>
+        <w:rFonts w:hint="eastAsia" w:ascii="宋体" w:hAnsi="宋体" w:eastAsia="宋体" w:cs="宋体"/>
+        <w:sz w:val="28"/>
+        <w:lang w:eastAsia="zh-CN"/>
+      </w:rPr>
+      <w:t xml:space="preserve">— </w:t>
+    </w:r>
+    <w:r>
+      <w:rPr>
+        <w:rFonts w:hint="eastAsia" w:ascii="宋体" w:hAnsi="宋体" w:eastAsia="宋体" w:cs="宋体"/>
+        <w:sz w:val="28"/>
+        <w:lang w:eastAsia="zh-CN"/>
+      </w:rPr>
+      <w:fldChar w:fldCharType="begin"/>
+    </w:r>
+    <w:r>
+      <w:rPr>
+        <w:rFonts w:hint="eastAsia" w:ascii="宋体" w:hAnsi="宋体" w:eastAsia="宋体" w:cs="宋体"/>
+        <w:sz w:val="28"/>
+        <w:lang w:eastAsia="zh-CN"/>
+      </w:rPr>
+      <w:instrText xml:space="preserve"> PAGE  \* MERGEFORMAT </w:instrText>
+    </w:r>
+    <w:r>
+      <w:rPr>
+        <w:rFonts w:hint="eastAsia" w:ascii="宋体" w:hAnsi="宋体" w:eastAsia="宋体" w:cs="宋体"/>
+        <w:sz w:val="28"/>
+        <w:lang w:eastAsia="zh-CN"/>
+      </w:rPr>
+      <w:fldChar w:fldCharType="separate"/>
+    </w:r>
+    <w:r>
+      <w:rPr>
+        <w:rFonts w:hint="eastAsia" w:ascii="宋体" w:hAnsi="宋体" w:eastAsia="宋体" w:cs="宋体"/>
+        <w:sz w:val="28"/>
+        <w:lang w:eastAsia="zh-CN"/>
+      </w:rPr>
+      <w:t>2</w:t>
+    </w:r>
+    <w:r>
+      <w:rPr>
+        <w:rFonts w:hint="eastAsia" w:ascii="宋体" w:hAnsi="宋体" w:eastAsia="宋体" w:cs="宋体"/>
+        <w:sz w:val="28"/>
+        <w:lang w:eastAsia="zh-CN"/>
+      </w:rPr>
+      <w:fldChar w:fldCharType="end"/>
+    </w:r>
+    <w:r>
+      <w:rPr>
+        <w:rFonts w:hint="eastAsia" w:ascii="宋体" w:hAnsi="宋体" w:eastAsia="宋体" w:cs="宋体"/>
+        <w:sz w:val="28"/>
+        <w:lang w:eastAsia="zh-CN"/>
+      </w:rPr>
+      <w:t xml:space="preserve"> —</w:t>
+    </w:r>
+  </w:p>
+</w:ftr>
+</file>
+
 <file path=word/footnotes.xml><?xml version="1.0" encoding="utf-8"?>
 <w:footnotes xmlns:wpc="http://schemas.microsoft.com/office/word/2010/wordprocessingCanvas" xmlns:mc="http://schemas.openxmlformats.org/markup-compatibility/2006" xmlns:o="urn:schemas-microsoft-com:office:office" xmlns:r="http://schemas.openxmlformats.org/officeDocument/2006/relationships" xmlns:m="http://schemas.openxmlformats.org/officeDocument/2006/math" xmlns:v="urn:schemas-microsoft-com:vml" xmlns:wp14="http://schemas.microsoft.com/office/word/2010/wordprocessingDrawing" xmlns:wp="http://schemas.openxmlformats.org/drawingml/2006/wordprocessingDrawing" xmlns:w="http://schemas.openxmlformats.org/wordprocessingml/2006/main" xmlns:w14="http://schemas.microsoft.com/office/word/2010/wordml" xmlns:w15="http://schemas.microsoft.com/office/word/2012/wordml" xmlns:w10="urn:schemas-microsoft-com:office:word" xmlns:wpg="http://schemas.microsoft.com/office/word/2010/wordprocessingGroup" xmlns:wpi="http://schemas.microsoft.com/office/word/2010/wordprocessingInk" xmlns:wne="http://schemas.microsoft.com/office/word/2006/wordml" xmlns:wps="http://schemas.microsoft.com/office/word/2010/wordprocessingShape" xmlns:wpsCustomData="http://www.wps.cn/officeDocument/2013/wpsCustomData" mc:Ignorable="w14 w15 wp14">
   <w:footnote w:type="separator" w:id="0">
@@ -826,6 +1129,26 @@
     </w:p>
   </w:footnote>
 </w:footnotes>
+</file>
+
+<file path=word/header1.xml><?xml version="1.0" encoding="utf-8"?>
+<w:hdr xmlns:wpc="http://schemas.microsoft.com/office/word/2010/wordprocessingCanvas" xmlns:mc="http://schemas.openxmlformats.org/markup-compatibility/2006" xmlns:o="urn:schemas-microsoft-com:office:office" xmlns:r="http://schemas.openxmlformats.org/officeDocument/2006/relationships" xmlns:m="http://schemas.openxmlformats.org/officeDocument/2006/math" xmlns:v="urn:schemas-microsoft-com:vml" xmlns:wp14="http://schemas.microsoft.com/office/word/2010/wordprocessingDrawing" xmlns:wp="http://schemas.openxmlformats.org/drawingml/2006/wordprocessingDrawing" xmlns:w10="urn:schemas-microsoft-com:office:word" xmlns:w="http://schemas.openxmlformats.org/wordprocessingml/2006/main" xmlns:w14="http://schemas.microsoft.com/office/word/2010/wordml" xmlns:w15="http://schemas.microsoft.com/office/word/2012/wordml" xmlns:wpg="http://schemas.microsoft.com/office/word/2010/wordprocessingGroup" xmlns:wpi="http://schemas.microsoft.com/office/word/2010/wordprocessingInk" xmlns:wne="http://schemas.microsoft.com/office/word/2006/wordml" xmlns:wps="http://schemas.microsoft.com/office/word/2010/wordprocessingShape" xmlns:wpsCustomData="http://www.wps.cn/officeDocument/2013/wpsCustomData" mc:Ignorable="w14 w15 wp14">
+  <w:p>
+    <w:pPr>
+      <w:pStyle w:val="7"/>
+    </w:pPr>
+  </w:p>
+</w:hdr>
+</file>
+
+<file path=word/header2.xml><?xml version="1.0" encoding="utf-8"?>
+<w:hdr xmlns:wpc="http://schemas.microsoft.com/office/word/2010/wordprocessingCanvas" xmlns:mc="http://schemas.openxmlformats.org/markup-compatibility/2006" xmlns:o="urn:schemas-microsoft-com:office:office" xmlns:r="http://schemas.openxmlformats.org/officeDocument/2006/relationships" xmlns:m="http://schemas.openxmlformats.org/officeDocument/2006/math" xmlns:v="urn:schemas-microsoft-com:vml" xmlns:wp14="http://schemas.microsoft.com/office/word/2010/wordprocessingDrawing" xmlns:wp="http://schemas.openxmlformats.org/drawingml/2006/wordprocessingDrawing" xmlns:w10="urn:schemas-microsoft-com:office:word" xmlns:w="http://schemas.openxmlformats.org/wordprocessingml/2006/main" xmlns:w14="http://schemas.microsoft.com/office/word/2010/wordml" xmlns:w15="http://schemas.microsoft.com/office/word/2012/wordml" xmlns:wpg="http://schemas.microsoft.com/office/word/2010/wordprocessingGroup" xmlns:wpi="http://schemas.microsoft.com/office/word/2010/wordprocessingInk" xmlns:wne="http://schemas.microsoft.com/office/word/2006/wordml" xmlns:wps="http://schemas.microsoft.com/office/word/2010/wordprocessingShape" xmlns:wpsCustomData="http://www.wps.cn/officeDocument/2013/wpsCustomData" mc:Ignorable="w14 w15 wp14">
+  <w:p>
+    <w:pPr>
+      <w:pStyle w:val="7"/>
+    </w:pPr>
+  </w:p>
+</w:hdr>
 </file>
 
 <file path=word/styles.xml><?xml version="1.0" encoding="utf-8"?>
@@ -1187,13 +1510,13 @@
       <w:lang w:val="en-US" w:eastAsia="zh-CN" w:bidi="ar"/>
     </w:rPr>
   </w:style>
-  <w:style w:type="character" w:default="1" w:styleId="8">
+  <w:style w:type="character" w:default="1" w:styleId="10">
     <w:name w:val="Default Paragraph Font"/>
     <w:semiHidden/>
     <w:qFormat/>
     <w:uiPriority w:val="0"/>
   </w:style>
-  <w:style w:type="table" w:default="1" w:styleId="7">
+  <w:style w:type="table" w:default="1" w:styleId="9">
     <w:name w:val="Normal Table"/>
     <w:semiHidden/>
     <w:qFormat/>
@@ -1208,6 +1531,46 @@
     </w:tblPr>
   </w:style>
   <w:style w:type="paragraph" w:styleId="6">
+    <w:name w:val="footer"/>
+    <w:basedOn w:val="1"/>
+    <w:uiPriority w:val="0"/>
+    <w:pPr>
+      <w:tabs>
+        <w:tab w:val="center" w:pos="4153"/>
+        <w:tab w:val="right" w:pos="8306"/>
+      </w:tabs>
+      <w:snapToGrid w:val="0"/>
+      <w:jc w:val="left"/>
+    </w:pPr>
+    <w:rPr>
+      <w:sz w:val="18"/>
+    </w:rPr>
+  </w:style>
+  <w:style w:type="paragraph" w:styleId="7">
+    <w:name w:val="header"/>
+    <w:basedOn w:val="1"/>
+    <w:uiPriority w:val="0"/>
+    <w:pPr>
+      <w:pBdr>
+        <w:top w:val="none" w:color="auto" w:sz="0" w:space="1"/>
+        <w:left w:val="none" w:color="auto" w:sz="0" w:space="4"/>
+        <w:bottom w:val="none" w:color="auto" w:sz="0" w:space="1"/>
+        <w:right w:val="none" w:color="auto" w:sz="0" w:space="4"/>
+      </w:pBdr>
+      <w:tabs>
+        <w:tab w:val="center" w:pos="4153"/>
+        <w:tab w:val="right" w:pos="8306"/>
+      </w:tabs>
+      <w:snapToGrid w:val="0"/>
+      <w:spacing w:line="240" w:lineRule="auto"/>
+      <w:jc w:val="both"/>
+      <w:outlineLvl w:val="9"/>
+    </w:pPr>
+    <w:rPr>
+      <w:sz w:val="18"/>
+    </w:rPr>
+  </w:style>
+  <w:style w:type="paragraph" w:styleId="8">
     <w:name w:val="Normal (Web)"/>
     <w:basedOn w:val="1"/>
     <w:qFormat/>
@@ -1223,18 +1586,18 @@
       <w:lang w:val="en-US" w:eastAsia="zh-CN" w:bidi="ar"/>
     </w:rPr>
   </w:style>
-  <w:style w:type="character" w:styleId="9">
+  <w:style w:type="character" w:styleId="11">
     <w:name w:val="Strong"/>
-    <w:basedOn w:val="8"/>
+    <w:basedOn w:val="10"/>
     <w:qFormat/>
     <w:uiPriority w:val="0"/>
     <w:rPr>
       <w:b/>
     </w:rPr>
   </w:style>
-  <w:style w:type="character" w:styleId="10">
+  <w:style w:type="character" w:styleId="12">
     <w:name w:val="FollowedHyperlink"/>
-    <w:basedOn w:val="8"/>
+    <w:basedOn w:val="10"/>
     <w:qFormat/>
     <w:uiPriority w:val="0"/>
     <w:rPr>
@@ -1242,9 +1605,9 @@
       <w:u w:val="single"/>
     </w:rPr>
   </w:style>
-  <w:style w:type="character" w:styleId="11">
+  <w:style w:type="character" w:styleId="13">
     <w:name w:val="Hyperlink"/>
-    <w:basedOn w:val="8"/>
+    <w:basedOn w:val="10"/>
     <w:qFormat/>
     <w:uiPriority w:val="0"/>
     <w:rPr>

--- a/1-格式化后.docx
+++ b/1-格式化后.docx
@@ -12,23 +12,23 @@
           <w:sz w:val="44"/>
         </w:rPr>
       </w:pPr>
+      <w:bookmarkStart w:id="0" w:name="_GoBack"/>
+      <w:bookmarkEnd w:id="0"/>
       <w:r>
         <w:rPr>
           <w:rFonts w:hint="default" w:ascii="Times New Roman" w:hAnsi="Times New Roman" w:eastAsia="方正小标宋简体" w:cs="Times New Roman"/>
           <w:b w:val="0"/>
           <w:sz w:val="44"/>
         </w:rPr>
-        <w:t>Word格式化工具（GB/T 9704-2012）</w:t>
-      </w:r>
-    </w:p>
-    <w:p>
-      <w:pPr>
-        <w:rPr>
-          <w:rFonts w:hint="default" w:ascii="Times New Roman" w:hAnsi="Times New Roman" w:cs="Times New Roman"/>
-        </w:rPr>
-      </w:pPr>
-      <w:bookmarkStart w:id="0" w:name="_GoBack"/>
-      <w:bookmarkEnd w:id="0"/>
+        <w:t>Word格式化工具（GB/T9704-2012）</w:t>
+      </w:r>
+    </w:p>
+    <w:p>
+      <w:pPr>
+        <w:rPr>
+          <w:rFonts w:hint="default" w:ascii="Times New Roman" w:hAnsi="Times New Roman" w:cs="Times New Roman"/>
+        </w:rPr>
+      </w:pPr>
     </w:p>
     <w:p>
       <w:pPr>
@@ -54,7 +54,7 @@
         <w:rPr>
           <w:rFonts w:hint="default" w:ascii="Times New Roman" w:hAnsi="Times New Roman" w:cs="Times New Roman"/>
         </w:rPr>
-        <w:t>便捷的Word文档格式化工具，严格遵循GB/T 9704-2012标准，可快速完成文档格式标准化设置，无需手动逐一调整。</w:t>
+        <w:t>便捷的Word文档格式化工具，严格遵循GB/T9704-2012标准，可快速完成文档格式标准化设置，无需手动逐一调整。</w:t>
       </w:r>
     </w:p>
     <w:p>
@@ -115,14 +115,68 @@
     <w:p>
       <w:pPr>
         <w:rPr>
-          <w:rFonts w:hint="default" w:ascii="Times New Roman" w:hAnsi="Times New Roman" w:cs="Times New Roman"/>
-        </w:rPr>
-      </w:pPr>
-      <w:r>
-        <w:rPr>
-          <w:rFonts w:hint="default" w:ascii="Times New Roman" w:hAnsi="Times New Roman" w:cs="Times New Roman"/>
-        </w:rPr>
-        <w:t xml:space="preserve">双击字体ttf文件，点击「安装」即可（见下图）： </w:t>
+          <w:rFonts w:hint="eastAsia" w:ascii="Times New Roman" w:hAnsi="Times New Roman" w:eastAsia="仿宋_GB2312" w:cs="Times New Roman"/>
+          <w:lang w:eastAsia="zh-CN"/>
+        </w:rPr>
+      </w:pPr>
+      <w:r>
+        <w:rPr>
+          <w:rFonts w:hint="default" w:ascii="Times New Roman" w:hAnsi="Times New Roman" w:cs="Times New Roman"/>
+        </w:rPr>
+        <w:t>双击字体ttf文件，点击「安装」即可（见下图）：</w:t>
+      </w:r>
+    </w:p>
+    <w:p>
+      <w:pPr>
+        <w:spacing w:line="240" w:lineRule="auto"/>
+        <w:ind w:firstLine="0"/>
+        <w:rPr>
+          <w:rFonts w:hint="default" w:ascii="Times New Roman" w:hAnsi="Times New Roman" w:cs="Times New Roman" w:eastAsiaTheme="minorEastAsia"/>
+          <w:lang w:eastAsia="zh-CN"/>
+        </w:rPr>
+      </w:pPr>
+      <w:r>
+        <w:rPr>
+          <w:rFonts w:hint="default" w:ascii="Times New Roman" w:hAnsi="Times New Roman" w:cs="Times New Roman" w:eastAsiaTheme="minorEastAsia"/>
+          <w:lang w:eastAsia="zh-CN"/>
+        </w:rPr>
+        <w:drawing>
+          <wp:inline distT="0" distB="0" distL="114300" distR="114300">
+            <wp:extent cx="5260340" cy="3101975"/>
+            <wp:effectExtent l="0" t="0" r="10160" b="9525"/>
+            <wp:docPr id="1" name="图片 1" descr="img_1"/>
+            <wp:cNvGraphicFramePr>
+              <a:graphicFrameLocks xmlns:a="http://schemas.openxmlformats.org/drawingml/2006/main" noChangeAspect="1"/>
+            </wp:cNvGraphicFramePr>
+            <a:graphic xmlns:a="http://schemas.openxmlformats.org/drawingml/2006/main">
+              <a:graphicData uri="http://schemas.openxmlformats.org/drawingml/2006/picture">
+                <pic:pic xmlns:pic="http://schemas.openxmlformats.org/drawingml/2006/picture">
+                  <pic:nvPicPr>
+                    <pic:cNvPr id="1" name="图片 1" descr="img_1"/>
+                    <pic:cNvPicPr>
+                      <a:picLocks noChangeAspect="1"/>
+                    </pic:cNvPicPr>
+                  </pic:nvPicPr>
+                  <pic:blipFill>
+                    <a:blip r:embed="rId10"/>
+                    <a:stretch>
+                      <a:fillRect/>
+                    </a:stretch>
+                  </pic:blipFill>
+                  <pic:spPr>
+                    <a:xfrm>
+                      <a:off x="0" y="0"/>
+                      <a:ext cx="5260340" cy="3101975"/>
+                    </a:xfrm>
+                    <a:prstGeom prst="rect">
+                      <a:avLst/>
+                    </a:prstGeom>
+                  </pic:spPr>
+                </pic:pic>
+              </a:graphicData>
+            </a:graphic>
+          </wp:inline>
+        </w:drawing>
       </w:r>
     </w:p>
     <w:p>
@@ -206,7 +260,59 @@
         <w:rPr>
           <w:rFonts w:hint="default" w:ascii="Times New Roman" w:hAnsi="Times New Roman" w:cs="Times New Roman"/>
         </w:rPr>
-        <w:t xml:space="preserve">WPS中可查看本机已安装楷体_GB2312、仿宋_GB2312字体 </w:t>
+        <w:t>WPS中可查看本机已安装楷体_GB2312、仿宋_GB2312字体</w:t>
+      </w:r>
+    </w:p>
+    <w:p>
+      <w:pPr>
+        <w:spacing w:line="240" w:lineRule="auto"/>
+        <w:ind w:firstLine="0"/>
+        <w:rPr>
+          <w:rFonts w:hint="eastAsia" w:ascii="Times New Roman" w:hAnsi="Times New Roman" w:eastAsia="仿宋_GB2312" w:cs="Times New Roman"/>
+          <w:lang w:eastAsia="zh-CN"/>
+        </w:rPr>
+      </w:pPr>
+      <w:r>
+        <w:rPr>
+          <w:rFonts w:hint="default" w:ascii="Times New Roman" w:hAnsi="Times New Roman" w:cs="Times New Roman"/>
+        </w:rPr>
+        <w:drawing>
+          <wp:inline distT="0" distB="0" distL="114300" distR="114300">
+            <wp:extent cx="5264150" cy="2402840"/>
+            <wp:effectExtent l="0" t="0" r="6350" b="10160"/>
+            <wp:docPr id="3" name="图片 3" descr="img_2"/>
+            <wp:cNvGraphicFramePr>
+              <a:graphicFrameLocks xmlns:a="http://schemas.openxmlformats.org/drawingml/2006/main" noChangeAspect="1"/>
+            </wp:cNvGraphicFramePr>
+            <a:graphic xmlns:a="http://schemas.openxmlformats.org/drawingml/2006/main">
+              <a:graphicData uri="http://schemas.openxmlformats.org/drawingml/2006/picture">
+                <pic:pic xmlns:pic="http://schemas.openxmlformats.org/drawingml/2006/picture">
+                  <pic:nvPicPr>
+                    <pic:cNvPr id="3" name="图片 3" descr="img_2"/>
+                    <pic:cNvPicPr>
+                      <a:picLocks noChangeAspect="1"/>
+                    </pic:cNvPicPr>
+                  </pic:nvPicPr>
+                  <pic:blipFill>
+                    <a:blip r:embed="rId11"/>
+                    <a:stretch>
+                      <a:fillRect/>
+                    </a:stretch>
+                  </pic:blipFill>
+                  <pic:spPr>
+                    <a:xfrm>
+                      <a:off x="0" y="0"/>
+                      <a:ext cx="5264150" cy="2402840"/>
+                    </a:xfrm>
+                    <a:prstGeom prst="rect">
+                      <a:avLst/>
+                    </a:prstGeom>
+                  </pic:spPr>
+                </pic:pic>
+              </a:graphicData>
+            </a:graphic>
+          </wp:inline>
+        </w:drawing>
       </w:r>
     </w:p>
     <w:p>
@@ -247,7 +353,7 @@
         <w:rPr>
           <w:rFonts w:hint="default" w:ascii="Times New Roman" w:hAnsi="Times New Roman" w:cs="Times New Roman"/>
         </w:rPr>
-        <w:t>打开WPS → 工具 → 开发工具 → 切换至VB环境 → 查看代码 → 右击Normal → 插入 → 模块</w:t>
+        <w:t>打开WPS→工具→开发工具→切换至VB环境→查看代码→右击Normal→插入→模块</w:t>
       </w:r>
     </w:p>
     <w:p>
@@ -315,7 +421,7 @@
         <w:rPr>
           <w:rFonts w:hint="default" w:ascii="Times New Roman" w:hAnsi="Times New Roman" w:cs="Times New Roman"/>
         </w:rPr>
-        <w:t>打开WPS → 工具 → 运行宏 → 选择「Format2GBT9704_2012」→ 点击运行</w:t>
+        <w:t>打开WPS→工具→运行宏→选择「Format2GBT9704_2012」→点击运行</w:t>
       </w:r>
     </w:p>
     <w:p>
@@ -454,35 +560,144 @@
           <w:rFonts w:hint="default" w:ascii="Times New Roman" w:hAnsi="Times New Roman" w:cs="Times New Roman"/>
           <w:lang w:val="en-US" w:eastAsia="zh-CN"/>
         </w:rPr>
-        <w:t xml:space="preserve">奇数页码居右，偶数页码居左，采用 </w:t>
-      </w:r>
-      <w:r>
+        <w:t>奇数页码居右，偶数页码居左，采用4号宋体阿拉伯数字</w:t>
+      </w:r>
+    </w:p>
+    <w:p>
+      <w:pPr>
+        <w:pStyle w:val="3"/>
+        <w:rPr>
+          <w:rFonts w:hint="default" w:ascii="Times New Roman" w:hAnsi="Times New Roman" w:cs="Times New Roman"/>
+        </w:rPr>
+      </w:pPr>
+      <w:r>
+        <w:rPr>
+          <w:rFonts w:hint="default" w:ascii="Times New Roman" w:hAnsi="Times New Roman" w:cs="Times New Roman"/>
+        </w:rPr>
+        <w:t>（一）格式标准</w:t>
+      </w:r>
+    </w:p>
+    <w:p>
+      <w:pPr>
+        <w:pStyle w:val="4"/>
+        <w:rPr>
+          <w:rFonts w:hint="default" w:ascii="Times New Roman" w:hAnsi="Times New Roman" w:cs="Times New Roman"/>
+        </w:rPr>
+      </w:pPr>
+      <w:r>
+        <w:rPr>
+          <w:rFonts w:hint="default" w:ascii="Times New Roman" w:hAnsi="Times New Roman" w:cs="Times New Roman"/>
+        </w:rPr>
+        <w:t>1.标题</w:t>
+      </w:r>
+    </w:p>
+    <w:p>
+      <w:pPr>
+        <w:rPr>
+          <w:rFonts w:hint="default" w:ascii="Times New Roman" w:hAnsi="Times New Roman" w:cs="Times New Roman"/>
+        </w:rPr>
+      </w:pPr>
+      <w:r>
+        <w:rPr>
+          <w:rFonts w:hint="default" w:ascii="Times New Roman" w:hAnsi="Times New Roman" w:cs="Times New Roman"/>
+        </w:rPr>
+        <w:t>方正小标宋简体二号，标题后空一行</w:t>
+      </w:r>
+    </w:p>
+    <w:p>
+      <w:pPr>
+        <w:pStyle w:val="4"/>
+        <w:rPr>
+          <w:rFonts w:hint="default" w:ascii="Times New Roman" w:hAnsi="Times New Roman" w:cs="Times New Roman"/>
+        </w:rPr>
+      </w:pPr>
+      <w:r>
+        <w:rPr>
+          <w:rFonts w:hint="default" w:ascii="Times New Roman" w:hAnsi="Times New Roman" w:cs="Times New Roman"/>
+        </w:rPr>
+        <w:t>2.一级标题</w:t>
+      </w:r>
+    </w:p>
+    <w:p>
+      <w:pPr>
+        <w:rPr>
+          <w:rFonts w:hint="default" w:ascii="Times New Roman" w:hAnsi="Times New Roman" w:cs="Times New Roman"/>
+        </w:rPr>
+      </w:pPr>
+      <w:r>
+        <w:rPr>
+          <w:rFonts w:hint="default" w:ascii="Times New Roman" w:hAnsi="Times New Roman" w:cs="Times New Roman"/>
+        </w:rPr>
+        <w:t>黑体三号，缩进2字符，层次序数使用“一、二、三、四、五、六、七、八、九、十”</w:t>
+      </w:r>
+    </w:p>
+    <w:p>
+      <w:pPr>
+        <w:pStyle w:val="4"/>
+        <w:rPr>
+          <w:rFonts w:hint="default" w:ascii="Times New Roman" w:hAnsi="Times New Roman" w:cs="Times New Roman"/>
+        </w:rPr>
+      </w:pPr>
+      <w:r>
+        <w:rPr>
+          <w:rFonts w:hint="default" w:ascii="Times New Roman" w:hAnsi="Times New Roman" w:cs="Times New Roman"/>
+        </w:rPr>
+        <w:t>3.二级标题</w:t>
+      </w:r>
+    </w:p>
+    <w:p>
+      <w:pPr>
+        <w:rPr>
+          <w:rFonts w:hint="default" w:ascii="Times New Roman" w:hAnsi="Times New Roman" w:cs="Times New Roman"/>
+        </w:rPr>
+      </w:pPr>
+      <w:r>
+        <w:rPr>
+          <w:rFonts w:hint="default" w:ascii="Times New Roman" w:hAnsi="Times New Roman" w:cs="Times New Roman"/>
+        </w:rPr>
+        <w:t>楷体_GB2312三号，缩进2字符，层次序数使用“（一）（二）（三）（四）（五）（六）（七）（八）（九）（十）”</w:t>
+      </w:r>
+    </w:p>
+    <w:p>
+      <w:pPr>
+        <w:pStyle w:val="4"/>
+        <w:rPr>
+          <w:rFonts w:hint="default" w:ascii="Times New Roman" w:hAnsi="Times New Roman" w:cs="Times New Roman"/>
+        </w:rPr>
+      </w:pPr>
+      <w:r>
+        <w:rPr>
+          <w:rFonts w:hint="default" w:ascii="Times New Roman" w:hAnsi="Times New Roman" w:cs="Times New Roman"/>
+        </w:rPr>
+        <w:t>4.三级标题</w:t>
+      </w:r>
+    </w:p>
+    <w:p>
+      <w:pPr>
         <w:rPr>
           <w:rFonts w:hint="default" w:ascii="Times New Roman" w:hAnsi="Times New Roman" w:cs="Times New Roman"/>
           <w:lang w:val="en-US" w:eastAsia="zh-CN"/>
         </w:rPr>
-        <w:t xml:space="preserve">4 </w:t>
+      </w:pPr>
+      <w:r>
+        <w:rPr>
+          <w:rFonts w:hint="default" w:ascii="Times New Roman" w:hAnsi="Times New Roman" w:cs="Times New Roman"/>
+        </w:rPr>
+        <w:t>仿宋_GB2312三号，缩进2字符，层次序数使用“1.2.3.4.5.6.7.8.9.10.”</w:t>
+      </w:r>
+      <w:r>
+        <w:rPr>
+          <w:rFonts w:hint="default" w:ascii="Times New Roman" w:hAnsi="Times New Roman" w:cs="Times New Roman"/>
+          <w:lang w:eastAsia="zh-CN"/>
+        </w:rPr>
+        <w:t>，</w:t>
       </w:r>
       <w:r>
         <w:rPr>
           <w:rFonts w:hint="default" w:ascii="Times New Roman" w:hAnsi="Times New Roman" w:cs="Times New Roman"/>
           <w:lang w:val="en-US" w:eastAsia="zh-CN"/>
         </w:rPr>
-        <w:t>号宋体阿拉伯数字</w:t>
-      </w:r>
-    </w:p>
-    <w:p>
-      <w:pPr>
-        <w:pStyle w:val="3"/>
-        <w:rPr>
-          <w:rFonts w:hint="default" w:ascii="Times New Roman" w:hAnsi="Times New Roman" w:cs="Times New Roman"/>
-        </w:rPr>
-      </w:pPr>
-      <w:r>
-        <w:rPr>
-          <w:rFonts w:hint="default" w:ascii="Times New Roman" w:hAnsi="Times New Roman" w:cs="Times New Roman"/>
-        </w:rPr>
-        <w:t>（一）格式标准</w:t>
+        <w:t>并加粗</w:t>
       </w:r>
     </w:p>
     <w:p>
@@ -496,20 +711,177 @@
         <w:rPr>
           <w:rFonts w:hint="default" w:ascii="Times New Roman" w:hAnsi="Times New Roman" w:cs="Times New Roman"/>
         </w:rPr>
-        <w:t>1.标题</w:t>
-      </w:r>
-    </w:p>
-    <w:p>
-      <w:pPr>
-        <w:rPr>
-          <w:rFonts w:hint="default" w:ascii="Times New Roman" w:hAnsi="Times New Roman" w:cs="Times New Roman"/>
-        </w:rPr>
-      </w:pPr>
-      <w:r>
-        <w:rPr>
-          <w:rFonts w:hint="default" w:ascii="Times New Roman" w:hAnsi="Times New Roman" w:cs="Times New Roman"/>
-        </w:rPr>
-        <w:t>方正小标宋简体 二号，标题后空一行</w:t>
+        <w:t>5.四级标题</w:t>
+      </w:r>
+    </w:p>
+    <w:p>
+      <w:pPr>
+        <w:rPr>
+          <w:rFonts w:hint="default" w:ascii="Times New Roman" w:hAnsi="Times New Roman" w:cs="Times New Roman"/>
+        </w:rPr>
+      </w:pPr>
+      <w:r>
+        <w:rPr>
+          <w:rFonts w:hint="default" w:ascii="Times New Roman" w:hAnsi="Times New Roman" w:cs="Times New Roman"/>
+        </w:rPr>
+        <w:t>仿宋_GB2312三号，缩进2字符，层次序数使用“</w:t>
+      </w:r>
+      <w:r>
+        <w:rPr>
+          <w:rFonts w:hint="default" w:ascii="Times New Roman" w:hAnsi="Times New Roman" w:cs="Times New Roman"/>
+          <w:lang w:eastAsia="zh-CN"/>
+        </w:rPr>
+        <w:t>（</w:t>
+      </w:r>
+      <w:r>
+        <w:rPr>
+          <w:rFonts w:hint="default" w:ascii="Times New Roman" w:hAnsi="Times New Roman" w:cs="Times New Roman"/>
+        </w:rPr>
+        <w:t>1</w:t>
+      </w:r>
+      <w:r>
+        <w:rPr>
+          <w:rFonts w:hint="default" w:ascii="Times New Roman" w:hAnsi="Times New Roman" w:cs="Times New Roman"/>
+          <w:lang w:eastAsia="zh-CN"/>
+        </w:rPr>
+        <w:t>）（</w:t>
+      </w:r>
+      <w:r>
+        <w:rPr>
+          <w:rFonts w:hint="default" w:ascii="Times New Roman" w:hAnsi="Times New Roman" w:cs="Times New Roman"/>
+        </w:rPr>
+        <w:t>2</w:t>
+      </w:r>
+      <w:r>
+        <w:rPr>
+          <w:rFonts w:hint="default" w:ascii="Times New Roman" w:hAnsi="Times New Roman" w:cs="Times New Roman"/>
+          <w:lang w:eastAsia="zh-CN"/>
+        </w:rPr>
+        <w:t>）（</w:t>
+      </w:r>
+      <w:r>
+        <w:rPr>
+          <w:rFonts w:hint="default" w:ascii="Times New Roman" w:hAnsi="Times New Roman" w:cs="Times New Roman"/>
+        </w:rPr>
+        <w:t>3</w:t>
+      </w:r>
+      <w:r>
+        <w:rPr>
+          <w:rFonts w:hint="default" w:ascii="Times New Roman" w:hAnsi="Times New Roman" w:cs="Times New Roman"/>
+          <w:lang w:eastAsia="zh-CN"/>
+        </w:rPr>
+        <w:t>）（</w:t>
+      </w:r>
+      <w:r>
+        <w:rPr>
+          <w:rFonts w:hint="default" w:ascii="Times New Roman" w:hAnsi="Times New Roman" w:cs="Times New Roman"/>
+        </w:rPr>
+        <w:t>4</w:t>
+      </w:r>
+      <w:r>
+        <w:rPr>
+          <w:rFonts w:hint="default" w:ascii="Times New Roman" w:hAnsi="Times New Roman" w:cs="Times New Roman"/>
+          <w:lang w:eastAsia="zh-CN"/>
+        </w:rPr>
+        <w:t>）（</w:t>
+      </w:r>
+      <w:r>
+        <w:rPr>
+          <w:rFonts w:hint="default" w:ascii="Times New Roman" w:hAnsi="Times New Roman" w:cs="Times New Roman"/>
+        </w:rPr>
+        <w:t>5</w:t>
+      </w:r>
+      <w:r>
+        <w:rPr>
+          <w:rFonts w:hint="default" w:ascii="Times New Roman" w:hAnsi="Times New Roman" w:cs="Times New Roman"/>
+          <w:lang w:eastAsia="zh-CN"/>
+        </w:rPr>
+        <w:t>）（</w:t>
+      </w:r>
+      <w:r>
+        <w:rPr>
+          <w:rFonts w:hint="default" w:ascii="Times New Roman" w:hAnsi="Times New Roman" w:cs="Times New Roman"/>
+        </w:rPr>
+        <w:t>6</w:t>
+      </w:r>
+      <w:r>
+        <w:rPr>
+          <w:rFonts w:hint="default" w:ascii="Times New Roman" w:hAnsi="Times New Roman" w:cs="Times New Roman"/>
+          <w:lang w:eastAsia="zh-CN"/>
+        </w:rPr>
+        <w:t>）（</w:t>
+      </w:r>
+      <w:r>
+        <w:rPr>
+          <w:rFonts w:hint="default" w:ascii="Times New Roman" w:hAnsi="Times New Roman" w:cs="Times New Roman"/>
+        </w:rPr>
+        <w:t>7</w:t>
+      </w:r>
+      <w:r>
+        <w:rPr>
+          <w:rFonts w:hint="default" w:ascii="Times New Roman" w:hAnsi="Times New Roman" w:cs="Times New Roman"/>
+          <w:lang w:eastAsia="zh-CN"/>
+        </w:rPr>
+        <w:t>）（</w:t>
+      </w:r>
+      <w:r>
+        <w:rPr>
+          <w:rFonts w:hint="default" w:ascii="Times New Roman" w:hAnsi="Times New Roman" w:cs="Times New Roman"/>
+        </w:rPr>
+        <w:t>8</w:t>
+      </w:r>
+      <w:r>
+        <w:rPr>
+          <w:rFonts w:hint="default" w:ascii="Times New Roman" w:hAnsi="Times New Roman" w:cs="Times New Roman"/>
+          <w:lang w:eastAsia="zh-CN"/>
+        </w:rPr>
+        <w:t>）（</w:t>
+      </w:r>
+      <w:r>
+        <w:rPr>
+          <w:rFonts w:hint="default" w:ascii="Times New Roman" w:hAnsi="Times New Roman" w:cs="Times New Roman"/>
+        </w:rPr>
+        <w:t>9</w:t>
+      </w:r>
+      <w:r>
+        <w:rPr>
+          <w:rFonts w:hint="default" w:ascii="Times New Roman" w:hAnsi="Times New Roman" w:cs="Times New Roman"/>
+          <w:lang w:eastAsia="zh-CN"/>
+        </w:rPr>
+        <w:t>）（</w:t>
+      </w:r>
+      <w:r>
+        <w:rPr>
+          <w:rFonts w:hint="default" w:ascii="Times New Roman" w:hAnsi="Times New Roman" w:cs="Times New Roman"/>
+        </w:rPr>
+        <w:t>10</w:t>
+      </w:r>
+      <w:r>
+        <w:rPr>
+          <w:rFonts w:hint="default" w:ascii="Times New Roman" w:hAnsi="Times New Roman" w:cs="Times New Roman"/>
+          <w:lang w:eastAsia="zh-CN"/>
+        </w:rPr>
+        <w:t>）</w:t>
+      </w:r>
+      <w:r>
+        <w:rPr>
+          <w:rFonts w:hint="default" w:ascii="Times New Roman" w:hAnsi="Times New Roman" w:cs="Times New Roman"/>
+        </w:rPr>
+        <w:t>”</w:t>
+      </w:r>
+      <w:r>
+        <w:rPr>
+          <w:rFonts w:hint="default" w:ascii="Times New Roman" w:hAnsi="Times New Roman" w:cs="Times New Roman"/>
+          <w:lang w:eastAsia="zh-CN"/>
+        </w:rPr>
+        <w:t>，</w:t>
+      </w:r>
+      <w:r>
+        <w:rPr>
+          <w:rFonts w:hint="default" w:ascii="Times New Roman" w:hAnsi="Times New Roman" w:cs="Times New Roman"/>
+          <w:lang w:val="en-US" w:eastAsia="zh-CN"/>
+        </w:rPr>
+        <w:t>并加粗</w:t>
       </w:r>
     </w:p>
     <w:p>
@@ -517,26 +889,56 @@
         <w:pStyle w:val="4"/>
         <w:rPr>
           <w:rFonts w:hint="default" w:ascii="Times New Roman" w:hAnsi="Times New Roman" w:cs="Times New Roman"/>
-        </w:rPr>
-      </w:pPr>
-      <w:r>
-        <w:rPr>
-          <w:rFonts w:hint="default" w:ascii="Times New Roman" w:hAnsi="Times New Roman" w:cs="Times New Roman"/>
-        </w:rPr>
-        <w:t>2.一级标题</w:t>
-      </w:r>
-    </w:p>
-    <w:p>
-      <w:pPr>
-        <w:rPr>
-          <w:rFonts w:hint="default" w:ascii="Times New Roman" w:hAnsi="Times New Roman" w:cs="Times New Roman"/>
-        </w:rPr>
-      </w:pPr>
-      <w:r>
-        <w:rPr>
-          <w:rFonts w:hint="default" w:ascii="Times New Roman" w:hAnsi="Times New Roman" w:cs="Times New Roman"/>
-        </w:rPr>
-        <w:t>黑体 三号，缩进2字符，层次序数使用“一、二、三、四、五、六、七、八、九、十”</w:t>
+          <w:lang w:val="en-US" w:eastAsia="zh-CN"/>
+        </w:rPr>
+      </w:pPr>
+      <w:r>
+        <w:rPr>
+          <w:rFonts w:hint="default" w:ascii="Times New Roman" w:hAnsi="Times New Roman" w:cs="Times New Roman"/>
+          <w:lang w:val="en-US" w:eastAsia="zh-CN"/>
+        </w:rPr>
+        <w:t>6.其他加粗</w:t>
+      </w:r>
+    </w:p>
+    <w:p>
+      <w:pPr>
+        <w:rPr>
+          <w:rFonts w:hint="default" w:ascii="Times New Roman" w:hAnsi="Times New Roman" w:cs="Times New Roman"/>
+        </w:rPr>
+      </w:pPr>
+      <w:r>
+        <w:rPr>
+          <w:rFonts w:hint="default" w:ascii="Times New Roman" w:hAnsi="Times New Roman" w:cs="Times New Roman"/>
+        </w:rPr>
+        <w:t>“</w:t>
+      </w:r>
+      <w:r>
+        <w:rPr>
+          <w:rFonts w:hint="default" w:ascii="Times New Roman" w:hAnsi="Times New Roman" w:cs="Times New Roman"/>
+          <w:b/>
+          <w:lang w:eastAsia="zh-CN"/>
+        </w:rPr>
+        <w:t>一是</w:t>
+      </w:r>
+      <w:r>
+        <w:rPr>
+          <w:rFonts w:hint="default" w:ascii="Times New Roman" w:hAnsi="Times New Roman" w:cs="Times New Roman"/>
+        </w:rPr>
+        <w:t>、</w:t>
+      </w:r>
+      <w:r>
+        <w:rPr>
+          <w:rFonts w:hint="default" w:ascii="Times New Roman" w:hAnsi="Times New Roman" w:cs="Times New Roman"/>
+          <w:b/>
+          <w:lang w:eastAsia="zh-CN"/>
+        </w:rPr>
+        <w:t>二是</w:t>
+      </w:r>
+      <w:r>
+        <w:rPr>
+          <w:rFonts w:hint="default" w:ascii="Times New Roman" w:hAnsi="Times New Roman" w:cs="Times New Roman"/>
+        </w:rPr>
+        <w:t>”等表述统一加粗</w:t>
       </w:r>
     </w:p>
     <w:p>
@@ -549,21 +951,28 @@
       <w:r>
         <w:rPr>
           <w:rFonts w:hint="default" w:ascii="Times New Roman" w:hAnsi="Times New Roman" w:cs="Times New Roman"/>
-        </w:rPr>
-        <w:t>3.二级标题</w:t>
-      </w:r>
-    </w:p>
-    <w:p>
-      <w:pPr>
-        <w:rPr>
-          <w:rFonts w:hint="default" w:ascii="Times New Roman" w:hAnsi="Times New Roman" w:cs="Times New Roman"/>
-        </w:rPr>
-      </w:pPr>
-      <w:r>
-        <w:rPr>
-          <w:rFonts w:hint="default" w:ascii="Times New Roman" w:hAnsi="Times New Roman" w:cs="Times New Roman"/>
-        </w:rPr>
-        <w:t>楷体_GB2312 三号，缩进2字符，层次序数使用“（一）（二）（三）（四）（五）（六）（七）（八）（九）（十）”</w:t>
+          <w:lang w:val="en-US" w:eastAsia="zh-CN"/>
+        </w:rPr>
+        <w:t>7</w:t>
+      </w:r>
+      <w:r>
+        <w:rPr>
+          <w:rFonts w:hint="default" w:ascii="Times New Roman" w:hAnsi="Times New Roman" w:cs="Times New Roman"/>
+        </w:rPr>
+        <w:t>.正文</w:t>
+      </w:r>
+    </w:p>
+    <w:p>
+      <w:pPr>
+        <w:rPr>
+          <w:rFonts w:hint="default" w:ascii="Times New Roman" w:hAnsi="Times New Roman" w:cs="Times New Roman"/>
+        </w:rPr>
+      </w:pPr>
+      <w:r>
+        <w:rPr>
+          <w:rFonts w:hint="default" w:ascii="Times New Roman" w:hAnsi="Times New Roman" w:cs="Times New Roman"/>
+        </w:rPr>
+        <w:t>仿宋_GB2312三号，首行缩进2字符</w:t>
       </w:r>
     </w:p>
     <w:p>
@@ -576,336 +985,13 @@
       <w:r>
         <w:rPr>
           <w:rFonts w:hint="default" w:ascii="Times New Roman" w:hAnsi="Times New Roman" w:cs="Times New Roman"/>
-        </w:rPr>
-        <w:t>4.三级标题</w:t>
-      </w:r>
-    </w:p>
-    <w:p>
-      <w:pPr>
-        <w:rPr>
-          <w:rFonts w:hint="default" w:ascii="Times New Roman" w:hAnsi="Times New Roman" w:cs="Times New Roman"/>
           <w:lang w:val="en-US" w:eastAsia="zh-CN"/>
         </w:rPr>
-      </w:pPr>
-      <w:r>
-        <w:rPr>
-          <w:rFonts w:hint="default" w:ascii="Times New Roman" w:hAnsi="Times New Roman" w:cs="Times New Roman"/>
-        </w:rPr>
-        <w:t>仿宋_GB2312 三号，缩进2字符，层次序数使用“1.2.3.4.5.6.7.8.9.10.”</w:t>
-      </w:r>
-      <w:r>
-        <w:rPr>
-          <w:rFonts w:hint="default" w:ascii="Times New Roman" w:hAnsi="Times New Roman" w:cs="Times New Roman"/>
-          <w:lang w:eastAsia="zh-CN"/>
-        </w:rPr>
-        <w:t>，</w:t>
-      </w:r>
-      <w:r>
-        <w:rPr>
-          <w:rFonts w:hint="default" w:ascii="Times New Roman" w:hAnsi="Times New Roman" w:cs="Times New Roman"/>
-          <w:lang w:val="en-US" w:eastAsia="zh-CN"/>
-        </w:rPr>
-        <w:t>并加粗</w:t>
-      </w:r>
-    </w:p>
-    <w:p>
-      <w:pPr>
-        <w:pStyle w:val="4"/>
-        <w:rPr>
-          <w:rFonts w:hint="default" w:ascii="Times New Roman" w:hAnsi="Times New Roman" w:cs="Times New Roman"/>
-        </w:rPr>
-      </w:pPr>
-      <w:r>
-        <w:rPr>
-          <w:rFonts w:hint="default" w:ascii="Times New Roman" w:hAnsi="Times New Roman" w:cs="Times New Roman"/>
-        </w:rPr>
-        <w:t>5.四级标题</w:t>
-      </w:r>
-    </w:p>
-    <w:p>
-      <w:pPr>
-        <w:rPr>
-          <w:rFonts w:hint="default" w:ascii="Times New Roman" w:hAnsi="Times New Roman" w:cs="Times New Roman"/>
-        </w:rPr>
-      </w:pPr>
-      <w:r>
-        <w:rPr>
-          <w:rFonts w:hint="default" w:ascii="Times New Roman" w:hAnsi="Times New Roman" w:cs="Times New Roman"/>
-        </w:rPr>
-        <w:t>仿宋_GB2312 三号，缩进2字符，层次序数使用“</w:t>
-      </w:r>
-      <w:r>
-        <w:rPr>
-          <w:rFonts w:hint="default" w:ascii="Times New Roman" w:hAnsi="Times New Roman" w:cs="Times New Roman"/>
-          <w:lang w:eastAsia="zh-CN"/>
-        </w:rPr>
-        <w:t>（</w:t>
-      </w:r>
-      <w:r>
-        <w:rPr>
-          <w:rFonts w:hint="default" w:ascii="Times New Roman" w:hAnsi="Times New Roman" w:cs="Times New Roman"/>
-        </w:rPr>
-        <w:t>1</w:t>
-      </w:r>
-      <w:r>
-        <w:rPr>
-          <w:rFonts w:hint="default" w:ascii="Times New Roman" w:hAnsi="Times New Roman" w:cs="Times New Roman"/>
-          <w:lang w:eastAsia="zh-CN"/>
-        </w:rPr>
-        <w:t>）（</w:t>
-      </w:r>
-      <w:r>
-        <w:rPr>
-          <w:rFonts w:hint="default" w:ascii="Times New Roman" w:hAnsi="Times New Roman" w:cs="Times New Roman"/>
-        </w:rPr>
-        <w:t>2</w:t>
-      </w:r>
-      <w:r>
-        <w:rPr>
-          <w:rFonts w:hint="default" w:ascii="Times New Roman" w:hAnsi="Times New Roman" w:cs="Times New Roman"/>
-          <w:lang w:eastAsia="zh-CN"/>
-        </w:rPr>
-        <w:t>）（</w:t>
-      </w:r>
-      <w:r>
-        <w:rPr>
-          <w:rFonts w:hint="default" w:ascii="Times New Roman" w:hAnsi="Times New Roman" w:cs="Times New Roman"/>
-        </w:rPr>
-        <w:t>3</w:t>
-      </w:r>
-      <w:r>
-        <w:rPr>
-          <w:rFonts w:hint="default" w:ascii="Times New Roman" w:hAnsi="Times New Roman" w:cs="Times New Roman"/>
-          <w:lang w:eastAsia="zh-CN"/>
-        </w:rPr>
-        <w:t>）（</w:t>
-      </w:r>
-      <w:r>
-        <w:rPr>
-          <w:rFonts w:hint="default" w:ascii="Times New Roman" w:hAnsi="Times New Roman" w:cs="Times New Roman"/>
-        </w:rPr>
-        <w:t>4</w:t>
-      </w:r>
-      <w:r>
-        <w:rPr>
-          <w:rFonts w:hint="default" w:ascii="Times New Roman" w:hAnsi="Times New Roman" w:cs="Times New Roman"/>
-          <w:lang w:eastAsia="zh-CN"/>
-        </w:rPr>
-        <w:t>）（</w:t>
-      </w:r>
-      <w:r>
-        <w:rPr>
-          <w:rFonts w:hint="default" w:ascii="Times New Roman" w:hAnsi="Times New Roman" w:cs="Times New Roman"/>
-        </w:rPr>
-        <w:t>5</w:t>
-      </w:r>
-      <w:r>
-        <w:rPr>
-          <w:rFonts w:hint="default" w:ascii="Times New Roman" w:hAnsi="Times New Roman" w:cs="Times New Roman"/>
-          <w:lang w:eastAsia="zh-CN"/>
-        </w:rPr>
-        <w:t>）（</w:t>
-      </w:r>
-      <w:r>
-        <w:rPr>
-          <w:rFonts w:hint="default" w:ascii="Times New Roman" w:hAnsi="Times New Roman" w:cs="Times New Roman"/>
-        </w:rPr>
-        <w:t>6</w:t>
-      </w:r>
-      <w:r>
-        <w:rPr>
-          <w:rFonts w:hint="default" w:ascii="Times New Roman" w:hAnsi="Times New Roman" w:cs="Times New Roman"/>
-          <w:lang w:eastAsia="zh-CN"/>
-        </w:rPr>
-        <w:t>）（</w:t>
-      </w:r>
-      <w:r>
-        <w:rPr>
-          <w:rFonts w:hint="default" w:ascii="Times New Roman" w:hAnsi="Times New Roman" w:cs="Times New Roman"/>
-        </w:rPr>
-        <w:t>7</w:t>
-      </w:r>
-      <w:r>
-        <w:rPr>
-          <w:rFonts w:hint="default" w:ascii="Times New Roman" w:hAnsi="Times New Roman" w:cs="Times New Roman"/>
-          <w:lang w:eastAsia="zh-CN"/>
-        </w:rPr>
-        <w:t>）（</w:t>
-      </w:r>
-      <w:r>
-        <w:rPr>
-          <w:rFonts w:hint="default" w:ascii="Times New Roman" w:hAnsi="Times New Roman" w:cs="Times New Roman"/>
-        </w:rPr>
         <w:t>8</w:t>
       </w:r>
       <w:r>
         <w:rPr>
           <w:rFonts w:hint="default" w:ascii="Times New Roman" w:hAnsi="Times New Roman" w:cs="Times New Roman"/>
-          <w:lang w:eastAsia="zh-CN"/>
-        </w:rPr>
-        <w:t>）（</w:t>
-      </w:r>
-      <w:r>
-        <w:rPr>
-          <w:rFonts w:hint="default" w:ascii="Times New Roman" w:hAnsi="Times New Roman" w:cs="Times New Roman"/>
-        </w:rPr>
-        <w:t>9</w:t>
-      </w:r>
-      <w:r>
-        <w:rPr>
-          <w:rFonts w:hint="default" w:ascii="Times New Roman" w:hAnsi="Times New Roman" w:cs="Times New Roman"/>
-          <w:lang w:eastAsia="zh-CN"/>
-        </w:rPr>
-        <w:t>）（</w:t>
-      </w:r>
-      <w:r>
-        <w:rPr>
-          <w:rFonts w:hint="default" w:ascii="Times New Roman" w:hAnsi="Times New Roman" w:cs="Times New Roman"/>
-        </w:rPr>
-        <w:t>10</w:t>
-      </w:r>
-      <w:r>
-        <w:rPr>
-          <w:rFonts w:hint="default" w:ascii="Times New Roman" w:hAnsi="Times New Roman" w:cs="Times New Roman"/>
-          <w:lang w:eastAsia="zh-CN"/>
-        </w:rPr>
-        <w:t>）</w:t>
-      </w:r>
-      <w:r>
-        <w:rPr>
-          <w:rFonts w:hint="default" w:ascii="Times New Roman" w:hAnsi="Times New Roman" w:cs="Times New Roman"/>
-        </w:rPr>
-        <w:t>”</w:t>
-      </w:r>
-      <w:r>
-        <w:rPr>
-          <w:rFonts w:hint="default" w:ascii="Times New Roman" w:hAnsi="Times New Roman" w:cs="Times New Roman"/>
-          <w:lang w:eastAsia="zh-CN"/>
-        </w:rPr>
-        <w:t>，</w:t>
-      </w:r>
-      <w:r>
-        <w:rPr>
-          <w:rFonts w:hint="default" w:ascii="Times New Roman" w:hAnsi="Times New Roman" w:cs="Times New Roman"/>
-          <w:lang w:val="en-US" w:eastAsia="zh-CN"/>
-        </w:rPr>
-        <w:t>并加粗</w:t>
-      </w:r>
-    </w:p>
-    <w:p>
-      <w:pPr>
-        <w:pStyle w:val="4"/>
-        <w:rPr>
-          <w:rFonts w:hint="default" w:ascii="Times New Roman" w:hAnsi="Times New Roman" w:cs="Times New Roman"/>
-          <w:lang w:val="en-US" w:eastAsia="zh-CN"/>
-        </w:rPr>
-      </w:pPr>
-      <w:r>
-        <w:rPr>
-          <w:rFonts w:hint="default" w:ascii="Times New Roman" w:hAnsi="Times New Roman" w:cs="Times New Roman"/>
-          <w:lang w:val="en-US" w:eastAsia="zh-CN"/>
-        </w:rPr>
-        <w:t>6.其他加粗</w:t>
-      </w:r>
-    </w:p>
-    <w:p>
-      <w:pPr>
-        <w:rPr>
-          <w:rFonts w:hint="default" w:ascii="Times New Roman" w:hAnsi="Times New Roman" w:cs="Times New Roman"/>
-        </w:rPr>
-      </w:pPr>
-      <w:r>
-        <w:rPr>
-          <w:rFonts w:hint="default" w:ascii="Times New Roman" w:hAnsi="Times New Roman" w:cs="Times New Roman"/>
-        </w:rPr>
-        <w:t>“</w:t>
-      </w:r>
-      <w:r>
-        <w:rPr>
-          <w:rFonts w:hint="default" w:ascii="Times New Roman" w:hAnsi="Times New Roman" w:cs="Times New Roman"/>
-          <w:b/>
-          <w:lang w:eastAsia="zh-CN"/>
-        </w:rPr>
-        <w:t>一是</w:t>
-      </w:r>
-      <w:r>
-        <w:rPr>
-          <w:rFonts w:hint="default" w:ascii="Times New Roman" w:hAnsi="Times New Roman" w:cs="Times New Roman"/>
-        </w:rPr>
-        <w:t>、</w:t>
-      </w:r>
-      <w:r>
-        <w:rPr>
-          <w:rFonts w:hint="default" w:ascii="Times New Roman" w:hAnsi="Times New Roman" w:cs="Times New Roman"/>
-          <w:b/>
-          <w:lang w:eastAsia="zh-CN"/>
-        </w:rPr>
-        <w:t>二是</w:t>
-      </w:r>
-      <w:r>
-        <w:rPr>
-          <w:rFonts w:hint="default" w:ascii="Times New Roman" w:hAnsi="Times New Roman" w:cs="Times New Roman"/>
-        </w:rPr>
-        <w:t xml:space="preserve">” </w:t>
-      </w:r>
-      <w:r>
-        <w:rPr>
-          <w:rFonts w:hint="default" w:ascii="Times New Roman" w:hAnsi="Times New Roman" w:cs="Times New Roman"/>
-        </w:rPr>
-        <w:t>等表述统一加粗</w:t>
-      </w:r>
-    </w:p>
-    <w:p>
-      <w:pPr>
-        <w:pStyle w:val="4"/>
-        <w:rPr>
-          <w:rFonts w:hint="default" w:ascii="Times New Roman" w:hAnsi="Times New Roman" w:cs="Times New Roman"/>
-        </w:rPr>
-      </w:pPr>
-      <w:r>
-        <w:rPr>
-          <w:rFonts w:hint="default" w:ascii="Times New Roman" w:hAnsi="Times New Roman" w:cs="Times New Roman"/>
-          <w:lang w:val="en-US" w:eastAsia="zh-CN"/>
-        </w:rPr>
-        <w:t>7</w:t>
-      </w:r>
-      <w:r>
-        <w:rPr>
-          <w:rFonts w:hint="default" w:ascii="Times New Roman" w:hAnsi="Times New Roman" w:cs="Times New Roman"/>
-        </w:rPr>
-        <w:t>.正文</w:t>
-      </w:r>
-    </w:p>
-    <w:p>
-      <w:pPr>
-        <w:rPr>
-          <w:rFonts w:hint="default" w:ascii="Times New Roman" w:hAnsi="Times New Roman" w:cs="Times New Roman"/>
-        </w:rPr>
-      </w:pPr>
-      <w:r>
-        <w:rPr>
-          <w:rFonts w:hint="default" w:ascii="Times New Roman" w:hAnsi="Times New Roman" w:cs="Times New Roman"/>
-        </w:rPr>
-        <w:t>仿宋_GB2312 三号，首行缩进2字符</w:t>
-      </w:r>
-    </w:p>
-    <w:p>
-      <w:pPr>
-        <w:pStyle w:val="4"/>
-        <w:rPr>
-          <w:rFonts w:hint="default" w:ascii="Times New Roman" w:hAnsi="Times New Roman" w:cs="Times New Roman"/>
-        </w:rPr>
-      </w:pPr>
-      <w:r>
-        <w:rPr>
-          <w:rFonts w:hint="default" w:ascii="Times New Roman" w:hAnsi="Times New Roman" w:cs="Times New Roman"/>
-          <w:lang w:val="en-US" w:eastAsia="zh-CN"/>
-        </w:rPr>
-        <w:t>8</w:t>
-      </w:r>
-      <w:r>
-        <w:rPr>
-          <w:rFonts w:hint="default" w:ascii="Times New Roman" w:hAnsi="Times New Roman" w:cs="Times New Roman"/>
         </w:rPr>
         <w:t>.数字</w:t>
       </w:r>
@@ -920,7 +1006,33 @@
         <w:rPr>
           <w:rFonts w:hint="default" w:ascii="Times New Roman" w:hAnsi="Times New Roman" w:cs="Times New Roman"/>
         </w:rPr>
-        <w:t>Times New Roman字体</w:t>
+        <w:t>Time</w:t>
+      </w:r>
+      <w:r>
+        <w:rPr>
+          <w:rFonts w:hint="eastAsia" w:ascii="Times New Roman" w:hAnsi="Times New Roman" w:cs="Times New Roman"/>
+          <w:lang w:eastAsia="zh-CN"/>
+        </w:rPr>
+        <w:t>s N</w:t>
+      </w:r>
+      <w:r>
+        <w:rPr>
+          <w:rFonts w:hint="default" w:ascii="Times New Roman" w:hAnsi="Times New Roman" w:cs="Times New Roman"/>
+        </w:rPr>
+        <w:t>e</w:t>
+      </w:r>
+      <w:r>
+        <w:rPr>
+          <w:rFonts w:hint="eastAsia" w:ascii="Times New Roman" w:hAnsi="Times New Roman" w:cs="Times New Roman"/>
+          <w:lang w:eastAsia="zh-CN"/>
+        </w:rPr>
+        <w:t>w R</w:t>
+      </w:r>
+      <w:r>
+        <w:rPr>
+          <w:rFonts w:hint="default" w:ascii="Times New Roman" w:hAnsi="Times New Roman" w:cs="Times New Roman"/>
+        </w:rPr>
+        <w:t>oman字体</w:t>
       </w:r>
     </w:p>
     <w:sectPr>

--- a/1-格式化后.docx
+++ b/1-格式化后.docx
@@ -12,8 +12,6 @@
           <w:sz w:val="44"/>
         </w:rPr>
       </w:pPr>
-      <w:bookmarkStart w:id="0" w:name="_GoBack"/>
-      <w:bookmarkEnd w:id="0"/>
       <w:r>
         <w:rPr>
           <w:rFonts w:hint="default" w:ascii="Times New Roman" w:hAnsi="Times New Roman" w:eastAsia="方正小标宋简体" w:cs="Times New Roman"/>
@@ -503,7 +501,35 @@
         <w:rPr>
           <w:rFonts w:hint="default" w:ascii="Times New Roman" w:hAnsi="Times New Roman" w:cs="Times New Roman"/>
         </w:rPr>
-        <w:t>上3.7cm、下3.5cm、左2.7cm、右2.7cm</w:t>
+        <w:t>上3.7cm、下3.5cm、左2.</w:t>
+      </w:r>
+      <w:r>
+        <w:rPr>
+          <w:rFonts w:hint="eastAsia" w:ascii="Times New Roman" w:hAnsi="Times New Roman" w:cs="Times New Roman"/>
+          <w:lang w:val="en-US" w:eastAsia="zh-CN"/>
+        </w:rPr>
+        <w:t>8</w:t>
+      </w:r>
+      <w:r>
+        <w:rPr>
+          <w:rFonts w:hint="default" w:ascii="Times New Roman" w:hAnsi="Times New Roman" w:cs="Times New Roman"/>
+        </w:rPr>
+        <w:t>cm、右2.</w:t>
+      </w:r>
+      <w:r>
+        <w:rPr>
+          <w:rFonts w:hint="eastAsia" w:ascii="Times New Roman" w:hAnsi="Times New Roman" w:cs="Times New Roman"/>
+          <w:lang w:val="en-US" w:eastAsia="zh-CN"/>
+        </w:rPr>
+        <w:t>6</w:t>
+      </w:r>
+      <w:bookmarkStart w:id="0" w:name="_GoBack"/>
+      <w:bookmarkEnd w:id="0"/>
+      <w:r>
+        <w:rPr>
+          <w:rFonts w:hint="default" w:ascii="Times New Roman" w:hAnsi="Times New Roman" w:cs="Times New Roman"/>
+        </w:rPr>
+        <w:t>cm</w:t>
       </w:r>
     </w:p>
     <w:p>
@@ -1305,7 +1331,7 @@
     <w:lsdException w:unhideWhenUsed="0" w:uiPriority="0" w:semiHidden="0" w:name="Normal Indent"/>
     <w:lsdException w:unhideWhenUsed="0" w:uiPriority="0" w:semiHidden="0" w:name="footnote text"/>
     <w:lsdException w:unhideWhenUsed="0" w:uiPriority="0" w:semiHidden="0" w:name="annotation text"/>
-    <w:lsdException w:unhideWhenUsed="0" w:uiPriority="0" w:semiHidden="0" w:name="header"/>
+    <w:lsdException w:qFormat="1" w:unhideWhenUsed="0" w:uiPriority="0" w:semiHidden="0" w:name="header"/>
     <w:lsdException w:unhideWhenUsed="0" w:uiPriority="0" w:semiHidden="0" w:name="footer"/>
     <w:lsdException w:unhideWhenUsed="0" w:uiPriority="0" w:semiHidden="0" w:name="index heading"/>
     <w:lsdException w:qFormat="1" w:uiPriority="0" w:name="caption"/>
@@ -1661,6 +1687,7 @@
   <w:style w:type="paragraph" w:styleId="7">
     <w:name w:val="header"/>
     <w:basedOn w:val="1"/>
+    <w:qFormat/>
     <w:uiPriority w:val="0"/>
     <w:pPr>
       <w:pBdr>

--- a/1-格式化后.docx
+++ b/1-格式化后.docx
@@ -5,6 +5,7 @@
     <w:p>
       <w:pPr>
         <w:spacing w:line="560" w:lineRule="exact"/>
+        <w:ind w:firstLine="0"/>
         <w:jc w:val="center"/>
         <w:rPr>
           <w:rFonts w:hint="default" w:ascii="Times New Roman" w:hAnsi="Times New Roman" w:eastAsia="方正小标宋简体" w:cs="Times New Roman"/>
@@ -41,6 +42,8 @@
         </w:rPr>
         <w:t>一、工具简介</w:t>
       </w:r>
+      <w:bookmarkStart w:id="0" w:name="_GoBack"/>
+      <w:bookmarkEnd w:id="0"/>
     </w:p>
     <w:p>
       <w:pPr>
@@ -113,7 +116,7 @@
     <w:p>
       <w:pPr>
         <w:rPr>
-          <w:rFonts w:hint="eastAsia" w:ascii="Times New Roman" w:hAnsi="Times New Roman" w:eastAsia="仿宋_GB2312" w:cs="Times New Roman"/>
+          <w:rFonts w:hint="default" w:ascii="Times New Roman" w:hAnsi="Times New Roman" w:cs="Times New Roman"/>
           <w:lang w:eastAsia="zh-CN"/>
         </w:rPr>
       </w:pPr>
@@ -206,7 +209,6 @@
     </w:p>
     <w:p>
       <w:pPr>
-        <w:pStyle w:val="5"/>
         <w:rPr>
           <w:rFonts w:hint="default" w:ascii="Times New Roman" w:hAnsi="Times New Roman" w:cs="Times New Roman"/>
         </w:rPr>
@@ -216,22 +218,59 @@
           <w:rFonts w:hint="default" w:ascii="Times New Roman" w:hAnsi="Times New Roman" w:cs="Times New Roman"/>
           <w:lang w:val="en-US" w:eastAsia="zh-CN"/>
         </w:rPr>
-        <w:t>（1）楷体_GB2312.ttf</w:t>
-      </w:r>
-    </w:p>
-    <w:p>
-      <w:pPr>
-        <w:pStyle w:val="5"/>
-        <w:rPr>
-          <w:rFonts w:hint="default" w:ascii="Times New Roman" w:hAnsi="Times New Roman" w:cs="Times New Roman"/>
-        </w:rPr>
-      </w:pPr>
+        <w:t>（</w:t>
+      </w:r>
+      <w:r>
+        <w:rPr>
+          <w:rFonts w:hint="default" w:ascii="Times New Roman" w:hAnsi="Times New Roman" w:cs="Times New Roman"/>
+        </w:rPr>
+        <w:t>1</w:t>
+      </w:r>
       <w:r>
         <w:rPr>
           <w:rFonts w:hint="default" w:ascii="Times New Roman" w:hAnsi="Times New Roman" w:cs="Times New Roman"/>
           <w:lang w:val="en-US" w:eastAsia="zh-CN"/>
         </w:rPr>
-        <w:t>（2）仿宋_GB2312.ttf</w:t>
+        <w:t>）</w:t>
+      </w:r>
+      <w:r>
+        <w:rPr>
+          <w:rFonts w:hint="default" w:ascii="Times New Roman" w:hAnsi="Times New Roman" w:cs="Times New Roman"/>
+        </w:rPr>
+        <w:t>楷体_GB2312.ttf</w:t>
+      </w:r>
+    </w:p>
+    <w:p>
+      <w:pPr>
+        <w:rPr>
+          <w:rFonts w:hint="default" w:ascii="Times New Roman" w:hAnsi="Times New Roman" w:cs="Times New Roman"/>
+        </w:rPr>
+      </w:pPr>
+      <w:r>
+        <w:rPr>
+          <w:rFonts w:hint="default" w:ascii="Times New Roman" w:hAnsi="Times New Roman" w:cs="Times New Roman"/>
+          <w:lang w:val="en-US" w:eastAsia="zh-CN"/>
+        </w:rPr>
+        <w:t>（</w:t>
+      </w:r>
+      <w:r>
+        <w:rPr>
+          <w:rFonts w:hint="default" w:ascii="Times New Roman" w:hAnsi="Times New Roman" w:cs="Times New Roman"/>
+        </w:rPr>
+        <w:t>2</w:t>
+      </w:r>
+      <w:r>
+        <w:rPr>
+          <w:rFonts w:hint="default" w:ascii="Times New Roman" w:hAnsi="Times New Roman" w:cs="Times New Roman"/>
+          <w:lang w:val="en-US" w:eastAsia="zh-CN"/>
+        </w:rPr>
+        <w:t>）</w:t>
+      </w:r>
+      <w:r>
+        <w:rPr>
+          <w:rFonts w:hint="default" w:ascii="Times New Roman" w:hAnsi="Times New Roman" w:cs="Times New Roman"/>
+        </w:rPr>
+        <w:t>仿宋_GB2312.ttf</w:t>
       </w:r>
     </w:p>
     <w:p>
@@ -266,7 +305,7 @@
         <w:spacing w:line="240" w:lineRule="auto"/>
         <w:ind w:firstLine="0"/>
         <w:rPr>
-          <w:rFonts w:hint="eastAsia" w:ascii="Times New Roman" w:hAnsi="Times New Roman" w:eastAsia="仿宋_GB2312" w:cs="Times New Roman"/>
+          <w:rFonts w:hint="default" w:ascii="Times New Roman" w:hAnsi="Times New Roman" w:cs="Times New Roman" w:eastAsiaTheme="minorEastAsia"/>
           <w:lang w:eastAsia="zh-CN"/>
         </w:rPr>
       </w:pPr>
@@ -505,7 +544,7 @@
       </w:r>
       <w:r>
         <w:rPr>
-          <w:rFonts w:hint="eastAsia" w:ascii="Times New Roman" w:hAnsi="Times New Roman" w:cs="Times New Roman"/>
+          <w:rFonts w:hint="default" w:ascii="Times New Roman" w:hAnsi="Times New Roman" w:cs="Times New Roman"/>
           <w:lang w:val="en-US" w:eastAsia="zh-CN"/>
         </w:rPr>
         <w:t>8</w:t>
@@ -518,13 +557,11 @@
       </w:r>
       <w:r>
         <w:rPr>
-          <w:rFonts w:hint="eastAsia" w:ascii="Times New Roman" w:hAnsi="Times New Roman" w:cs="Times New Roman"/>
+          <w:rFonts w:hint="default" w:ascii="Times New Roman" w:hAnsi="Times New Roman" w:cs="Times New Roman"/>
           <w:lang w:val="en-US" w:eastAsia="zh-CN"/>
         </w:rPr>
         <w:t>6</w:t>
       </w:r>
-      <w:bookmarkStart w:id="0" w:name="_GoBack"/>
-      <w:bookmarkEnd w:id="0"/>
       <w:r>
         <w:rPr>
           <w:rFonts w:hint="default" w:ascii="Times New Roman" w:hAnsi="Times New Roman" w:cs="Times New Roman"/>
@@ -586,7 +623,21 @@
           <w:rFonts w:hint="default" w:ascii="Times New Roman" w:hAnsi="Times New Roman" w:cs="Times New Roman"/>
           <w:lang w:val="en-US" w:eastAsia="zh-CN"/>
         </w:rPr>
-        <w:t>奇数页码居右，偶数页码居左，采用4号宋体阿拉伯数字</w:t>
+        <w:t>奇数页码居右，偶数页码居左，采用</w:t>
+      </w:r>
+      <w:r>
+        <w:rPr>
+          <w:rFonts w:hint="default" w:ascii="Times New Roman" w:hAnsi="Times New Roman" w:cs="Times New Roman"/>
+          <w:lang w:val="en-US" w:eastAsia="zh-CN"/>
+        </w:rPr>
+        <w:t>4</w:t>
+      </w:r>
+      <w:r>
+        <w:rPr>
+          <w:rFonts w:hint="default" w:ascii="Times New Roman" w:hAnsi="Times New Roman" w:cs="Times New Roman"/>
+          <w:lang w:val="en-US" w:eastAsia="zh-CN"/>
+        </w:rPr>
+        <w:t>号宋体阿拉伯数字</w:t>
       </w:r>
     </w:p>
     <w:p>
@@ -648,13 +699,34 @@
       <w:pPr>
         <w:rPr>
           <w:rFonts w:hint="default" w:ascii="Times New Roman" w:hAnsi="Times New Roman" w:cs="Times New Roman"/>
-        </w:rPr>
-      </w:pPr>
-      <w:r>
-        <w:rPr>
-          <w:rFonts w:hint="default" w:ascii="Times New Roman" w:hAnsi="Times New Roman" w:cs="Times New Roman"/>
-        </w:rPr>
-        <w:t>黑体三号，缩进2字符，层次序数使用“一、二、三、四、五、六、七、八、九、十”</w:t>
+          <w:lang w:eastAsia="zh-CN"/>
+        </w:rPr>
+      </w:pPr>
+      <w:r>
+        <w:rPr>
+          <w:rFonts w:hint="default" w:ascii="Times New Roman" w:hAnsi="Times New Roman" w:cs="Times New Roman"/>
+        </w:rPr>
+        <w:t>黑体三号，缩进2字符，层次序数使用</w:t>
+      </w:r>
+      <w:r>
+        <w:rPr>
+          <w:rFonts w:hint="default" w:ascii="Times New Roman" w:hAnsi="Times New Roman" w:cs="Times New Roman"/>
+          <w:lang w:eastAsia="zh-CN"/>
+        </w:rPr>
+        <w:t>“</w:t>
+      </w:r>
+      <w:r>
+        <w:rPr>
+          <w:rFonts w:hint="default" w:ascii="Times New Roman" w:hAnsi="Times New Roman" w:cs="Times New Roman"/>
+        </w:rPr>
+        <w:t>一、二、三、四、五、六、七、八、九、十</w:t>
+      </w:r>
+      <w:r>
+        <w:rPr>
+          <w:rFonts w:hint="default" w:ascii="Times New Roman" w:hAnsi="Times New Roman" w:cs="Times New Roman"/>
+          <w:lang w:eastAsia="zh-CN"/>
+        </w:rPr>
+        <w:t>”</w:t>
       </w:r>
     </w:p>
     <w:p>
@@ -675,13 +747,34 @@
       <w:pPr>
         <w:rPr>
           <w:rFonts w:hint="default" w:ascii="Times New Roman" w:hAnsi="Times New Roman" w:cs="Times New Roman"/>
-        </w:rPr>
-      </w:pPr>
-      <w:r>
-        <w:rPr>
-          <w:rFonts w:hint="default" w:ascii="Times New Roman" w:hAnsi="Times New Roman" w:cs="Times New Roman"/>
-        </w:rPr>
-        <w:t>楷体_GB2312三号，缩进2字符，层次序数使用“（一）（二）（三）（四）（五）（六）（七）（八）（九）（十）”</w:t>
+          <w:lang w:eastAsia="zh-CN"/>
+        </w:rPr>
+      </w:pPr>
+      <w:r>
+        <w:rPr>
+          <w:rFonts w:hint="default" w:ascii="Times New Roman" w:hAnsi="Times New Roman" w:cs="Times New Roman"/>
+        </w:rPr>
+        <w:t>楷体_GB2312三号，缩进2字符，层次序数使用</w:t>
+      </w:r>
+      <w:r>
+        <w:rPr>
+          <w:rFonts w:hint="default" w:ascii="Times New Roman" w:hAnsi="Times New Roman" w:cs="Times New Roman"/>
+          <w:lang w:eastAsia="zh-CN"/>
+        </w:rPr>
+        <w:t>“</w:t>
+      </w:r>
+      <w:r>
+        <w:rPr>
+          <w:rFonts w:hint="default" w:ascii="Times New Roman" w:hAnsi="Times New Roman" w:cs="Times New Roman"/>
+        </w:rPr>
+        <w:t>（一）（二）（三）（四）（五）（六）（七）（八）（九）（十）</w:t>
+      </w:r>
+      <w:r>
+        <w:rPr>
+          <w:rFonts w:hint="default" w:ascii="Times New Roman" w:hAnsi="Times New Roman" w:cs="Times New Roman"/>
+          <w:lang w:eastAsia="zh-CN"/>
+        </w:rPr>
+        <w:t>”</w:t>
       </w:r>
     </w:p>
     <w:p>
@@ -709,14 +802,27 @@
         <w:rPr>
           <w:rFonts w:hint="default" w:ascii="Times New Roman" w:hAnsi="Times New Roman" w:cs="Times New Roman"/>
         </w:rPr>
-        <w:t>仿宋_GB2312三号，缩进2字符，层次序数使用“1.2.3.4.5.6.7.8.9.10.”</w:t>
-      </w:r>
-      <w:r>
-        <w:rPr>
-          <w:rFonts w:hint="default" w:ascii="Times New Roman" w:hAnsi="Times New Roman" w:cs="Times New Roman"/>
-          <w:lang w:eastAsia="zh-CN"/>
-        </w:rPr>
-        <w:t>，</w:t>
+        <w:t>仿宋_GB2312三号，缩进2字符，层次序数使用</w:t>
+      </w:r>
+      <w:r>
+        <w:rPr>
+          <w:rFonts w:hint="default" w:ascii="Times New Roman" w:hAnsi="Times New Roman" w:cs="Times New Roman"/>
+          <w:lang w:eastAsia="zh-CN"/>
+        </w:rPr>
+        <w:t>“</w:t>
+      </w:r>
+      <w:r>
+        <w:rPr>
+          <w:rFonts w:hint="default" w:ascii="Times New Roman" w:hAnsi="Times New Roman" w:cs="Times New Roman"/>
+        </w:rPr>
+        <w:t>1.2.3.4.5.6.7.8.9.10.</w:t>
+      </w:r>
+      <w:r>
+        <w:rPr>
+          <w:rFonts w:hint="default" w:ascii="Times New Roman" w:hAnsi="Times New Roman" w:cs="Times New Roman"/>
+          <w:lang w:eastAsia="zh-CN"/>
+        </w:rPr>
+        <w:t>”，</w:t>
       </w:r>
       <w:r>
         <w:rPr>
@@ -750,14 +856,14 @@
         <w:rPr>
           <w:rFonts w:hint="default" w:ascii="Times New Roman" w:hAnsi="Times New Roman" w:cs="Times New Roman"/>
         </w:rPr>
-        <w:t>仿宋_GB2312三号，缩进2字符，层次序数使用“</w:t>
-      </w:r>
-      <w:r>
-        <w:rPr>
-          <w:rFonts w:hint="default" w:ascii="Times New Roman" w:hAnsi="Times New Roman" w:cs="Times New Roman"/>
-          <w:lang w:eastAsia="zh-CN"/>
-        </w:rPr>
-        <w:t>（</w:t>
+        <w:t>仿宋_GB2312三号，缩进2字符，层次序数使用</w:t>
+      </w:r>
+      <w:r>
+        <w:rPr>
+          <w:rFonts w:hint="default" w:ascii="Times New Roman" w:hAnsi="Times New Roman" w:cs="Times New Roman"/>
+          <w:lang w:eastAsia="zh-CN"/>
+        </w:rPr>
+        <w:t>“（</w:t>
       </w:r>
       <w:r>
         <w:rPr>
@@ -887,27 +993,113 @@
           <w:rFonts w:hint="default" w:ascii="Times New Roman" w:hAnsi="Times New Roman" w:cs="Times New Roman"/>
           <w:lang w:eastAsia="zh-CN"/>
         </w:rPr>
-        <w:t>）</w:t>
-      </w:r>
-      <w:r>
-        <w:rPr>
-          <w:rFonts w:hint="default" w:ascii="Times New Roman" w:hAnsi="Times New Roman" w:cs="Times New Roman"/>
+        <w:t>）”，</w:t>
+      </w:r>
+      <w:r>
+        <w:rPr>
+          <w:rFonts w:hint="default" w:ascii="Times New Roman" w:hAnsi="Times New Roman" w:cs="Times New Roman"/>
+          <w:lang w:val="en-US" w:eastAsia="zh-CN"/>
+        </w:rPr>
+        <w:t>并加粗</w:t>
+      </w:r>
+    </w:p>
+    <w:p>
+      <w:pPr>
+        <w:pStyle w:val="4"/>
+        <w:rPr>
+          <w:rFonts w:hint="default" w:ascii="Times New Roman" w:hAnsi="Times New Roman" w:cs="Times New Roman"/>
+          <w:lang w:val="en-US" w:eastAsia="zh-CN"/>
+        </w:rPr>
+      </w:pPr>
+      <w:r>
+        <w:rPr>
+          <w:rFonts w:hint="default" w:ascii="Times New Roman" w:hAnsi="Times New Roman" w:cs="Times New Roman"/>
+          <w:lang w:val="en-US" w:eastAsia="zh-CN"/>
+        </w:rPr>
+        <w:t>6.其他加粗</w:t>
+      </w:r>
+    </w:p>
+    <w:p>
+      <w:pPr>
+        <w:rPr>
+          <w:rFonts w:hint="default" w:ascii="Times New Roman" w:hAnsi="Times New Roman" w:cs="Times New Roman"/>
+        </w:rPr>
+      </w:pPr>
+      <w:r>
+        <w:rPr>
+          <w:rFonts w:hint="default" w:ascii="Times New Roman" w:hAnsi="Times New Roman" w:cs="Times New Roman"/>
+          <w:lang w:eastAsia="zh-CN"/>
+        </w:rPr>
+        <w:t>“</w:t>
+      </w:r>
+      <w:r>
+        <w:rPr>
+          <w:rFonts w:hint="default" w:ascii="Times New Roman" w:hAnsi="Times New Roman" w:cs="Times New Roman"/>
+          <w:b/>
+          <w:lang w:eastAsia="zh-CN"/>
+        </w:rPr>
+        <w:t>一是</w:t>
+      </w:r>
+      <w:r>
+        <w:rPr>
+          <w:rFonts w:hint="default" w:ascii="Times New Roman" w:hAnsi="Times New Roman" w:cs="Times New Roman"/>
+        </w:rPr>
+        <w:t>、</w:t>
+      </w:r>
+      <w:r>
+        <w:rPr>
+          <w:rFonts w:hint="default" w:ascii="Times New Roman" w:hAnsi="Times New Roman" w:cs="Times New Roman"/>
+          <w:b/>
+          <w:lang w:eastAsia="zh-CN"/>
+        </w:rPr>
+        <w:t>二是</w:t>
+      </w:r>
+      <w:r>
+        <w:rPr>
+          <w:rFonts w:hint="default" w:ascii="Times New Roman" w:hAnsi="Times New Roman" w:cs="Times New Roman"/>
+          <w:lang w:eastAsia="zh-CN"/>
         </w:rPr>
         <w:t>”</w:t>
       </w:r>
       <w:r>
         <w:rPr>
           <w:rFonts w:hint="default" w:ascii="Times New Roman" w:hAnsi="Times New Roman" w:cs="Times New Roman"/>
-          <w:lang w:eastAsia="zh-CN"/>
-        </w:rPr>
-        <w:t>，</w:t>
-      </w:r>
+        </w:rPr>
+        <w:t>等表述统一加粗</w:t>
+      </w:r>
+    </w:p>
+    <w:p>
+      <w:pPr>
+        <w:pStyle w:val="4"/>
+        <w:rPr>
+          <w:rFonts w:hint="default" w:ascii="Times New Roman" w:hAnsi="Times New Roman" w:cs="Times New Roman"/>
+        </w:rPr>
+      </w:pPr>
       <w:r>
         <w:rPr>
           <w:rFonts w:hint="default" w:ascii="Times New Roman" w:hAnsi="Times New Roman" w:cs="Times New Roman"/>
           <w:lang w:val="en-US" w:eastAsia="zh-CN"/>
         </w:rPr>
-        <w:t>并加粗</w:t>
+        <w:t>7</w:t>
+      </w:r>
+      <w:r>
+        <w:rPr>
+          <w:rFonts w:hint="default" w:ascii="Times New Roman" w:hAnsi="Times New Roman" w:cs="Times New Roman"/>
+        </w:rPr>
+        <w:t>.正文</w:t>
+      </w:r>
+    </w:p>
+    <w:p>
+      <w:pPr>
+        <w:rPr>
+          <w:rFonts w:hint="default" w:ascii="Times New Roman" w:hAnsi="Times New Roman" w:cs="Times New Roman"/>
+        </w:rPr>
+      </w:pPr>
+      <w:r>
+        <w:rPr>
+          <w:rFonts w:hint="default" w:ascii="Times New Roman" w:hAnsi="Times New Roman" w:cs="Times New Roman"/>
+        </w:rPr>
+        <w:t>仿宋_GB2312三号，首行缩进2字符</w:t>
       </w:r>
     </w:p>
     <w:p>
@@ -915,104 +1107,13 @@
         <w:pStyle w:val="4"/>
         <w:rPr>
           <w:rFonts w:hint="default" w:ascii="Times New Roman" w:hAnsi="Times New Roman" w:cs="Times New Roman"/>
+        </w:rPr>
+      </w:pPr>
+      <w:r>
+        <w:rPr>
+          <w:rFonts w:hint="default" w:ascii="Times New Roman" w:hAnsi="Times New Roman" w:cs="Times New Roman"/>
           <w:lang w:val="en-US" w:eastAsia="zh-CN"/>
         </w:rPr>
-      </w:pPr>
-      <w:r>
-        <w:rPr>
-          <w:rFonts w:hint="default" w:ascii="Times New Roman" w:hAnsi="Times New Roman" w:cs="Times New Roman"/>
-          <w:lang w:val="en-US" w:eastAsia="zh-CN"/>
-        </w:rPr>
-        <w:t>6.其他加粗</w:t>
-      </w:r>
-    </w:p>
-    <w:p>
-      <w:pPr>
-        <w:rPr>
-          <w:rFonts w:hint="default" w:ascii="Times New Roman" w:hAnsi="Times New Roman" w:cs="Times New Roman"/>
-        </w:rPr>
-      </w:pPr>
-      <w:r>
-        <w:rPr>
-          <w:rFonts w:hint="default" w:ascii="Times New Roman" w:hAnsi="Times New Roman" w:cs="Times New Roman"/>
-        </w:rPr>
-        <w:t>“</w:t>
-      </w:r>
-      <w:r>
-        <w:rPr>
-          <w:rFonts w:hint="default" w:ascii="Times New Roman" w:hAnsi="Times New Roman" w:cs="Times New Roman"/>
-          <w:b/>
-          <w:lang w:eastAsia="zh-CN"/>
-        </w:rPr>
-        <w:t>一是</w:t>
-      </w:r>
-      <w:r>
-        <w:rPr>
-          <w:rFonts w:hint="default" w:ascii="Times New Roman" w:hAnsi="Times New Roman" w:cs="Times New Roman"/>
-        </w:rPr>
-        <w:t>、</w:t>
-      </w:r>
-      <w:r>
-        <w:rPr>
-          <w:rFonts w:hint="default" w:ascii="Times New Roman" w:hAnsi="Times New Roman" w:cs="Times New Roman"/>
-          <w:b/>
-          <w:lang w:eastAsia="zh-CN"/>
-        </w:rPr>
-        <w:t>二是</w:t>
-      </w:r>
-      <w:r>
-        <w:rPr>
-          <w:rFonts w:hint="default" w:ascii="Times New Roman" w:hAnsi="Times New Roman" w:cs="Times New Roman"/>
-        </w:rPr>
-        <w:t>”等表述统一加粗</w:t>
-      </w:r>
-    </w:p>
-    <w:p>
-      <w:pPr>
-        <w:pStyle w:val="4"/>
-        <w:rPr>
-          <w:rFonts w:hint="default" w:ascii="Times New Roman" w:hAnsi="Times New Roman" w:cs="Times New Roman"/>
-        </w:rPr>
-      </w:pPr>
-      <w:r>
-        <w:rPr>
-          <w:rFonts w:hint="default" w:ascii="Times New Roman" w:hAnsi="Times New Roman" w:cs="Times New Roman"/>
-          <w:lang w:val="en-US" w:eastAsia="zh-CN"/>
-        </w:rPr>
-        <w:t>7</w:t>
-      </w:r>
-      <w:r>
-        <w:rPr>
-          <w:rFonts w:hint="default" w:ascii="Times New Roman" w:hAnsi="Times New Roman" w:cs="Times New Roman"/>
-        </w:rPr>
-        <w:t>.正文</w:t>
-      </w:r>
-    </w:p>
-    <w:p>
-      <w:pPr>
-        <w:rPr>
-          <w:rFonts w:hint="default" w:ascii="Times New Roman" w:hAnsi="Times New Roman" w:cs="Times New Roman"/>
-        </w:rPr>
-      </w:pPr>
-      <w:r>
-        <w:rPr>
-          <w:rFonts w:hint="default" w:ascii="Times New Roman" w:hAnsi="Times New Roman" w:cs="Times New Roman"/>
-        </w:rPr>
-        <w:t>仿宋_GB2312三号，首行缩进2字符</w:t>
-      </w:r>
-    </w:p>
-    <w:p>
-      <w:pPr>
-        <w:pStyle w:val="4"/>
-        <w:rPr>
-          <w:rFonts w:hint="default" w:ascii="Times New Roman" w:hAnsi="Times New Roman" w:cs="Times New Roman"/>
-        </w:rPr>
-      </w:pPr>
-      <w:r>
-        <w:rPr>
-          <w:rFonts w:hint="default" w:ascii="Times New Roman" w:hAnsi="Times New Roman" w:cs="Times New Roman"/>
-          <w:lang w:val="en-US" w:eastAsia="zh-CN"/>
-        </w:rPr>
         <w:t>8</w:t>
       </w:r>
       <w:r>
@@ -1036,7 +1137,7 @@
       </w:r>
       <w:r>
         <w:rPr>
-          <w:rFonts w:hint="eastAsia" w:ascii="Times New Roman" w:hAnsi="Times New Roman" w:cs="Times New Roman"/>
+          <w:rFonts w:hint="default" w:ascii="Times New Roman" w:hAnsi="Times New Roman" w:cs="Times New Roman"/>
           <w:lang w:eastAsia="zh-CN"/>
         </w:rPr>
         <w:t>s N</w:t>
@@ -1049,7 +1150,7 @@
       </w:r>
       <w:r>
         <w:rPr>
-          <w:rFonts w:hint="eastAsia" w:ascii="Times New Roman" w:hAnsi="Times New Roman" w:cs="Times New Roman"/>
+          <w:rFonts w:hint="default" w:ascii="Times New Roman" w:hAnsi="Times New Roman" w:cs="Times New Roman"/>
           <w:lang w:eastAsia="zh-CN"/>
         </w:rPr>
         <w:t>w R</w:t>
@@ -1067,7 +1168,7 @@
       <w:headerReference r:id="rId6" w:type="even"/>
       <w:footerReference r:id="rId8" w:type="even"/>
       <w:pgSz w:w="11906" w:h="16838"/>
-      <w:pgMar w:top="2098" w:right="1531" w:bottom="1984" w:left="1531" w:header="851" w:footer="992" w:gutter="0"/>
+      <w:pgMar w:top="2098" w:right="1474" w:bottom="1984" w:left="1588" w:header="851" w:footer="992" w:gutter="0"/>
       <w:cols w:space="425" w:num="1"/>
       <w:docGrid w:type="lines" w:linePitch="312" w:charSpace="0"/>
     </w:sectPr>
@@ -1304,7 +1405,7 @@
     <w:lsdException w:qFormat="1" w:unhideWhenUsed="0" w:uiPriority="0" w:semiHidden="0" w:name="heading 1"/>
     <w:lsdException w:qFormat="1" w:uiPriority="0" w:semiHidden="0" w:name="heading 2"/>
     <w:lsdException w:qFormat="1" w:uiPriority="0" w:semiHidden="0" w:name="heading 3"/>
-    <w:lsdException w:qFormat="1" w:uiPriority="0" w:semiHidden="0" w:name="heading 4"/>
+    <w:lsdException w:qFormat="1" w:uiPriority="0" w:name="heading 4"/>
     <w:lsdException w:qFormat="1" w:uiPriority="0" w:name="heading 5"/>
     <w:lsdException w:qFormat="1" w:uiPriority="0" w:name="heading 6"/>
     <w:lsdException w:qFormat="1" w:uiPriority="0" w:name="heading 7"/>
@@ -1331,7 +1432,7 @@
     <w:lsdException w:unhideWhenUsed="0" w:uiPriority="0" w:semiHidden="0" w:name="Normal Indent"/>
     <w:lsdException w:unhideWhenUsed="0" w:uiPriority="0" w:semiHidden="0" w:name="footnote text"/>
     <w:lsdException w:unhideWhenUsed="0" w:uiPriority="0" w:semiHidden="0" w:name="annotation text"/>
-    <w:lsdException w:qFormat="1" w:unhideWhenUsed="0" w:uiPriority="0" w:semiHidden="0" w:name="header"/>
+    <w:lsdException w:unhideWhenUsed="0" w:uiPriority="0" w:semiHidden="0" w:name="header"/>
     <w:lsdException w:unhideWhenUsed="0" w:uiPriority="0" w:semiHidden="0" w:name="footer"/>
     <w:lsdException w:unhideWhenUsed="0" w:uiPriority="0" w:semiHidden="0" w:name="index heading"/>
     <w:lsdException w:qFormat="1" w:uiPriority="0" w:name="caption"/>
@@ -1631,6 +1732,7 @@
     <w:name w:val="heading 4"/>
     <w:basedOn w:val="1"/>
     <w:next w:val="1"/>
+    <w:semiHidden/>
     <w:unhideWhenUsed/>
     <w:qFormat/>
     <w:uiPriority w:val="0"/>
@@ -1687,7 +1789,6 @@
   <w:style w:type="paragraph" w:styleId="7">
     <w:name w:val="header"/>
     <w:basedOn w:val="1"/>
-    <w:qFormat/>
     <w:uiPriority w:val="0"/>
     <w:pPr>
       <w:pBdr>
